--- a/spa/docx/02.content.docx
+++ b/spa/docx/02.content.docx
@@ -229,7 +229,7 @@
           <w:vertAlign w:val="superscript"/>
           <w:lang w:val="es_ES" w:bidi="es_ES"/>
         </w:rPr>
-        <w:t>4</w:t>
+        <w:t>2-4</w:t>
       </w:r>
       <w:r>
         <w:rPr>
@@ -340,7 +340,7 @@
         <w:rPr>
           <w:lang w:val="es_ES" w:bidi="es_ES"/>
         </w:rPr>
-        <w:t xml:space="preserve"> Dijo a su gente:—Miren, el pueblo de los israelitas es más numeroso y fuerte que nosotros.</w:t>
+        <w:t xml:space="preserve"> Dijo a su gente: —Miren, el pueblo de los israelitas es más numeroso y fuerte que nosotros.</w:t>
       </w:r>
     </w:p>
     <w:p>
@@ -418,7 +418,7 @@
           <w:vertAlign w:val="superscript"/>
           <w:lang w:val="es_ES" w:bidi="es_ES"/>
         </w:rPr>
-        <w:t>14</w:t>
+        <w:t>13-14</w:t>
       </w:r>
       <w:r>
         <w:rPr>
@@ -439,13 +439,13 @@
           <w:vertAlign w:val="superscript"/>
           <w:lang w:val="es_ES" w:bidi="es_ES"/>
         </w:rPr>
-        <w:t>16</w:t>
-      </w:r>
-      <w:r>
-        <w:rPr>
-          <w:lang w:val="es_ES" w:bidi="es_ES"/>
-        </w:rPr>
-        <w:t xml:space="preserve"> El rey de Egipto habló con las parteras hebreas. Una se llamaba Sifrá y la otra, Fuvá.Les dijo:—Cuando atiendan a las hebreas durante el parto, si el bebé es varón, mátenlo; pero si es niña, déjenla vivir.</w:t>
+        <w:t>15-16</w:t>
+      </w:r>
+      <w:r>
+        <w:rPr>
+          <w:lang w:val="es_ES" w:bidi="es_ES"/>
+        </w:rPr>
+        <w:t xml:space="preserve"> El rey de Egipto habló con las parteras hebreas. Una se llamaba Sifrá y la otra, Fuvá. Les dijo: —Cuando atiendan a las hebreas durante el parto, si el bebé es varón, mátenlo; pero si es niña, déjenla vivir.</w:t>
       </w:r>
     </w:p>
     <w:p>
@@ -487,7 +487,7 @@
         <w:rPr>
           <w:lang w:val="es_ES" w:bidi="es_ES"/>
         </w:rPr>
-        <w:t xml:space="preserve"> Entonces el rey de Egipto llamó a las parteras y les dijo:—¿Por qué han hecho esto? ¿Por qué han dejado vivir a los niños?</w:t>
+        <w:t xml:space="preserve"> Entonces el rey de Egipto llamó a las parteras y les dijo: —¿Por qué han hecho esto? ¿Por qué han dejado vivir a los niños?</w:t>
       </w:r>
     </w:p>
     <w:p>
@@ -571,7 +571,7 @@
         <w:rPr>
           <w:lang w:val="es_ES" w:bidi="es_ES"/>
         </w:rPr>
-        <w:t xml:space="preserve"> Entonces el faraón ordenó a todo su pueblo:—Todo hijo que nazca varón, échenlo al río Nilo, pero a las hijas déjenlas con vida.</w:t>
+        <w:t xml:space="preserve"> Entonces el faraón ordenó a todo su pueblo: —Todo hijo que nazca varón, échenlo al río Nilo, pero a las hijas déjenlas con vida.</w:t>
       </w:r>
     </w:p>
     <w:p>
@@ -629,7 +629,7 @@
         <w:rPr>
           <w:lang w:val="es_ES" w:bidi="es_ES"/>
         </w:rPr>
-        <w:t xml:space="preserve"> La mujer quedó embarazada y dio a luz un hijo. Al ver que era hermoso, lo mantuvo escondido durante tres meses.</w:t>
+        <w:t xml:space="preserve"> La mujer quedó embarazada y dio a luz un hijo. Al ver que era hermoso, lo mantuvo escondido durante 3 meses.</w:t>
       </w:r>
     </w:p>
     <w:p>
@@ -797,7 +797,7 @@
         <w:rPr>
           <w:lang w:val="es_ES" w:bidi="es_ES"/>
         </w:rPr>
-        <w:t xml:space="preserve"> El niño creció. La hija del faraón se lo llevó y lo tuvo como hijo. Lo llamó Moisés,Moisés: La palabra Moisés en hebreo suena parecido al verbo sacar." class="footnote-marker"&gt;1 porque lo sacó de las aguas.</w:t>
+        <w:t xml:space="preserve"> El niño creció. La hija del faraón se lo llevó y lo tuvo como hijo. Lo llamó Moisés, porque lo sacó de las aguas.</w:t>
       </w:r>
     </w:p>
     <w:p>
@@ -860,7 +860,7 @@
         <w:rPr>
           <w:lang w:val="es_ES" w:bidi="es_ES"/>
         </w:rPr>
-        <w:t xml:space="preserve"> Al día siguiente salió de nuevo y vio a dos hombres hebreos discutiendo. —¿Por qué golpeas a tu compañero? —le dijo al agresor.</w:t>
+        <w:t xml:space="preserve"> Al día siguiente salió de nuevo y vio a 2 hombres hebreos discutiendo. —¿Por qué golpeas a tu compañero? —le dijo al agresor.</w:t>
       </w:r>
     </w:p>
     <w:p>
@@ -881,7 +881,7 @@
         <w:rPr>
           <w:lang w:val="es_ES" w:bidi="es_ES"/>
         </w:rPr>
-        <w:t xml:space="preserve"> —¿Quién te ha nombrado príncipe y juez sobre nosotros? —le respondió el hombre—. ¿Vas a matarme como mataste al egipcio? Entonces Moisés tuvo miedo y pensó: «Sin duda, se ha sabido lo que hice».</w:t>
+        <w:t xml:space="preserve"> —¿Quién te ha nombrado príncipe y juez sobre nosotros? —le respondió el hombre—. ¿Vas a matarme como mataste al egipcio? Entonces Moisés tuvo miedo y pensó: “Sin duda, se ha sabido lo que hice”.</w:t>
       </w:r>
     </w:p>
     <w:p>
@@ -923,7 +923,7 @@
         <w:rPr>
           <w:lang w:val="es_ES" w:bidi="es_ES"/>
         </w:rPr>
-        <w:t xml:space="preserve"> Llegaron siete hijas del sacerdote de Madián. Sacaron agua y llenaron los abrevaderos para dar de beber al rebaño de su padre.</w:t>
+        <w:t xml:space="preserve"> Llegaron 7 hijas del sacerdote de Madián. Sacaron agua y llenaron los abrevaderos para dar de beber al rebaño de su padre.</w:t>
       </w:r>
     </w:p>
     <w:p>
@@ -1049,7 +1049,7 @@
         <w:rPr>
           <w:lang w:val="es_ES" w:bidi="es_ES"/>
         </w:rPr>
-        <w:t xml:space="preserve"> Ella dio a luz un hijo y Moisés lo llamó Guersón,Guersón: La palabra Guersón en hebreo suena parecido a la frase extranjero allí." class="footnote-marker"&gt;2 porque dijo: «He sido extranjero en tierra ajena».</w:t>
+        <w:t xml:space="preserve"> Ella dio a luz un hijo y Moisés lo llamó Guersón, porque dijo: “He sido extranjero en tierra ajena”.</w:t>
       </w:r>
     </w:p>
     <w:p>
@@ -1185,13 +1185,13 @@
           <w:vertAlign w:val="superscript"/>
           <w:lang w:val="es_ES" w:bidi="es_ES"/>
         </w:rPr>
-        <w:t>4</w:t>
-      </w:r>
-      <w:r>
-        <w:rPr>
-          <w:lang w:val="es_ES" w:bidi="es_ES"/>
-        </w:rPr>
-        <w:t xml:space="preserve"> Moisés dijo: —Me acercaré para ver esta gran visión, para entender por qué no se quema la zarza.Cuando el Señor vio que se había apartado para mirar, Dios lo llamó desde en medio de la zarza. Dijo: —Moisés, Moisés.Y él dijo: —Aquí estoy.</w:t>
+        <w:t>3-4</w:t>
+      </w:r>
+      <w:r>
+        <w:rPr>
+          <w:lang w:val="es_ES" w:bidi="es_ES"/>
+        </w:rPr>
+        <w:t xml:space="preserve"> Moisés dijo: —Me acercaré para ver esta gran visión, para entender por qué no se quema la zarza. Cuando el Señor vio que se había apartado para mirar, Dios lo llamó desde en medio de la zarza. Dijo: —Moisés, Moisés. Y él dijo: —Aquí estoy.</w:t>
       </w:r>
     </w:p>
     <w:p>
@@ -1233,7 +1233,7 @@
         <w:rPr>
           <w:lang w:val="es_ES" w:bidi="es_ES"/>
         </w:rPr>
-        <w:t xml:space="preserve"> Yo soy el Dios de tu padre, el Dios de Abraham, el Dios de Isaac y el Dios de Jacob. Moisés cubrió su rostro porque tuvo miedo de mirar a Dios.</w:t>
+        <w:t xml:space="preserve"> Yo soy el Dios de tu padre, el Dios de Abraham, de Isaac y de Jacob. Moisés cubrió su rostro porque tuvo miedo de mirar a Dios.</w:t>
       </w:r>
     </w:p>
     <w:p>
@@ -1254,7 +1254,7 @@
         <w:rPr>
           <w:lang w:val="es_ES" w:bidi="es_ES"/>
         </w:rPr>
-        <w:t xml:space="preserve"> El Señor continuó diciendo:—He visto la aflicción de mi pueblo en Egipto y he escuchado su clamor por causa de sus opresores.</w:t>
+        <w:t xml:space="preserve"> El Señor continuó diciendo: —He visto la aflicción de mi pueblo en Egipto y he escuchado su clamor por causa de sus opresores.</w:t>
       </w:r>
     </w:p>
     <w:p>
@@ -1380,7 +1380,7 @@
         <w:rPr>
           <w:lang w:val="es_ES" w:bidi="es_ES"/>
         </w:rPr>
-        <w:t xml:space="preserve"> Pero Moisés dijo: —Cuando vaya a los hijos de Israel y les diga: "El Dios de sus padres me ha enviado a ustedes", me preguntarán: "¿Cuál es su nombre?". ¿Qué les digo?</w:t>
+        <w:t xml:space="preserve"> Pero Moisés dijo: —Cuando vaya a los hijos de Israel y les diga: “El Dios de sus padres me ha enviado a ustedes”, me preguntarán: "¿Cuál es su nombre?”. ¿Qué les digo?</w:t>
       </w:r>
     </w:p>
     <w:p>
@@ -1401,7 +1401,7 @@
         <w:rPr>
           <w:lang w:val="es_ES" w:bidi="es_ES"/>
         </w:rPr>
-        <w:t xml:space="preserve"> Entonces Dios le respondió a Moisés: —Diles que "Yo soy el que soy"«Yo soy el que soy»: Dios se refiere a sí mismo con un nombre que está formado por las letras hebreas YHVH. Suenan en hebreo como decir Yo soy el que soy. Entre los muchos nombres que se usan para Dios en los libros bíblicos del Antiguo Testamento, este se usa con frecuencia. Esta versión bíblica traduce todos los nombres para Dios como “Señor” o “Dios”, a veces agregando descripciones." class="footnote-marker"&gt;1 te envía. Así dirás a los hijos de Israel: "Yo soy me ha enviado a ustedes".</w:t>
+        <w:t xml:space="preserve"> Entonces Dios le respondió a Moisés: —Diles que “Yo soy el que soy” te envía. Así dirás a los hijos de Israel: “Yo soy me ha enviado a ustedes”.</w:t>
       </w:r>
     </w:p>
     <w:p>
@@ -1422,7 +1422,7 @@
         <w:rPr>
           <w:lang w:val="es_ES" w:bidi="es_ES"/>
         </w:rPr>
-        <w:t xml:space="preserve"> Además, Dios agregó: —Así dirás a los hijos de Israel: "El Señor, el Dios de sus padres, el Dios de Abraham, el Dios de Isaac y el Dios de Jacob, me ha enviado a ustedes". Este es mi nombre para siempre. Con él me recordarán por todas las generaciones.</w:t>
+        <w:t xml:space="preserve"> Además, Dios agregó: —Así dirás a los hijos de Israel: “El Señor es el Dios de sus padres y el Dios de Abraham, de Isaac y de Jacob. Me ha enviado a ustedes”. Este es mi nombre para siempre. Con él me recordarán por todas las generaciones.</w:t>
       </w:r>
     </w:p>
     <w:p>
@@ -1443,7 +1443,7 @@
         <w:rPr>
           <w:lang w:val="es_ES" w:bidi="es_ES"/>
         </w:rPr>
-        <w:t xml:space="preserve"> »Ve y reúne a los ancianos de Israel y diles: "El Señor, el Dios de sus padres, el Dios de Abraham, de Isaac y de Jacob, se me apareció. Me dijo: 'He visitado a mi pueblo y he visto lo que le hacen en Egipto.</w:t>
+        <w:t xml:space="preserve"> »Ve y reúne a los ancianos de Israel. Diles que el Señor es el Dios de sus padres y el Dios de Abraham, de Isaac y de Jacob. Diles que se te apareció. Diles que te dije: “He visitado a mi pueblo y he visto lo que le hacen en Egipto.</w:t>
       </w:r>
     </w:p>
     <w:p>
@@ -1464,7 +1464,7 @@
         <w:rPr>
           <w:lang w:val="es_ES" w:bidi="es_ES"/>
         </w:rPr>
-        <w:t xml:space="preserve"> Yo los sacaré de la opresión de Egipto y los llevaré a la tierra de los cananeos, hititas, amorreos, ferezeos, heveos y jebuseos. Es una tierra donde abundan la leche y la miel'".</w:t>
+        <w:t xml:space="preserve"> Yo los sacaré de la opresión de Egipto y los llevaré a la tierra de los cananeos, hititas, amorreos, ferezeos, heveos y jebuseos. Es una tierra donde abundan la leche y la miel”.</w:t>
       </w:r>
     </w:p>
     <w:p>
@@ -1485,7 +1485,7 @@
         <w:rPr>
           <w:lang w:val="es_ES" w:bidi="es_ES"/>
         </w:rPr>
-        <w:t xml:space="preserve"> »Los ancianos del pueblo aceptarán tu mensaje. Irán contigo ante el faraón a decirle: "El Señor, el Dios de los hebreos, ha venido a visitarnos y nos ha dado órdenes de ir tres días de camino por el desierto para ofrecerle sacrificio. Así que te pedimos que nos dejes ir".</w:t>
+        <w:t xml:space="preserve"> »Los ancianos del pueblo aceptarán tu mensaje. Irán contigo ante el faraón a decirle: “El Señor, el Dios de los hebreos, ha venido a visitarnos y nos ha dado órdenes de ir 3 días de camino por el desierto para ofrecerle sacrificio. Así que te pedimos que nos dejes ir”.</w:t>
       </w:r>
     </w:p>
     <w:p>
@@ -1606,7 +1606,7 @@
         <w:rPr>
           <w:lang w:val="es_ES" w:bidi="es_ES"/>
         </w:rPr>
-        <w:t xml:space="preserve"> Moisés le respondió a Dios: —¿Y si no me creen ni me hacen caso? Seguramente me dirán: "¡El Señor no se te ha aparecido!".</w:t>
+        <w:t xml:space="preserve"> Moisés le respondió a Dios: —¿Y si no me creen ni me hacen caso? Seguramente me dirán: "¡El Señor no se te ha aparecido!”.</w:t>
       </w:r>
     </w:p>
     <w:p>
@@ -1858,7 +1858,7 @@
         <w:rPr>
           <w:lang w:val="es_ES" w:bidi="es_ES"/>
         </w:rPr>
-        <w:t xml:space="preserve"> Moisés le dijo:—Señor, por favor, envía a otra persona.</w:t>
+        <w:t xml:space="preserve"> Moisés le dijo: —Señor, por favor, envía a otra persona.</w:t>
       </w:r>
     </w:p>
     <w:p>
@@ -1900,7 +1900,7 @@
         <w:rPr>
           <w:lang w:val="es_ES" w:bidi="es_ES"/>
         </w:rPr>
-        <w:t xml:space="preserve"> Yo pondré las palabras en tu boca. Estaré con los dos cuando hablen y les indicaré lo que deben hacer.</w:t>
+        <w:t xml:space="preserve"> Yo pondré las palabras en tu boca. Estaré con los 2 cuando hablen y les indicaré lo que deben hacer.</w:t>
       </w:r>
     </w:p>
     <w:p>
@@ -1984,7 +1984,7 @@
         <w:rPr>
           <w:lang w:val="es_ES" w:bidi="es_ES"/>
         </w:rPr>
-        <w:t xml:space="preserve"> Antes de que Moisés saliera de Madián, el Señor le dijo:—No tengas miedo de regresar a Egipto, porque los que querían matarte han muerto.</w:t>
+        <w:t xml:space="preserve"> Antes de que Moisés saliera de Madián, el Señor le dijo: —No tengas miedo de regresar a Egipto, porque los que querían matarte han muerto.</w:t>
       </w:r>
     </w:p>
     <w:p>
@@ -2047,7 +2047,7 @@
         <w:rPr>
           <w:lang w:val="es_ES" w:bidi="es_ES"/>
         </w:rPr>
-        <w:t xml:space="preserve"> Entonces le dirás al faraón que así dice el Señor: "Israel es mi hijo primogénito.</w:t>
+        <w:t xml:space="preserve"> Entonces le dirás al faraón que así dice el Señor: “Israel es mi hijo primogénito.</w:t>
       </w:r>
     </w:p>
     <w:p>
@@ -2068,7 +2068,7 @@
         <w:rPr>
           <w:lang w:val="es_ES" w:bidi="es_ES"/>
         </w:rPr>
-        <w:t xml:space="preserve"> Te mandé que lo dejes salir para que me rinda culto, pero te negaste a soltarlo. Por tanto, yo quitaré la vida a tu hijo primogénito".</w:t>
+        <w:t xml:space="preserve"> Te mandé que lo dejes salir para que me rinda culto, pero te negaste a soltarlo. Por tanto, yo quitaré la vida a tu hijo primogénito”.</w:t>
       </w:r>
     </w:p>
     <w:p>
@@ -2104,13 +2104,13 @@
           <w:vertAlign w:val="superscript"/>
           <w:lang w:val="es_ES" w:bidi="es_ES"/>
         </w:rPr>
-        <w:t>26</w:t>
-      </w:r>
-      <w:r>
-        <w:rPr>
-          <w:lang w:val="es_ES" w:bidi="es_ES"/>
-        </w:rPr>
-        <w:t xml:space="preserve"> Pero Séfora tomó un pedernal afilado y circuncidó a su hijo. Tocó los piespies: Una manera indirecta para referirse a los genitales." class="footnote-marker"&gt;1 de Moisés con el prepucio, diciendo: —Está claro que eres un esposo de sangre para mí. Y el Señor se apartó de él.</w:t>
+        <w:t>25-26</w:t>
+      </w:r>
+      <w:r>
+        <w:rPr>
+          <w:lang w:val="es_ES" w:bidi="es_ES"/>
+        </w:rPr>
+        <w:t xml:space="preserve"> Pero Séfora tomó un pedernal afilado y circuncidó a su hijo. Tocó los pies de Moisés con el prepucio, diciendo: —Está claro que eres un esposo de sangre para mí. Y el Señor se apartó de él.</w:t>
       </w:r>
     </w:p>
     <w:p>
@@ -2131,7 +2131,7 @@
         <w:rPr>
           <w:lang w:val="es_ES" w:bidi="es_ES"/>
         </w:rPr>
-        <w:t xml:space="preserve"> Mientras tanto, el Señor le había dicho a Aarón:—Ve al desierto a encontrarte con Moisés. Aarón viajó hasta Horeb, el monte de Dios. Allí se encontró con Moisés y se saludaron con mucho cariño.</w:t>
+        <w:t xml:space="preserve"> Mientras tanto, el Señor le había dicho a Aarón: —Ve al desierto a encontrarte con Moisés. Aarón viajó hasta Horeb, el monte de Dios. Allí se encontró con Moisés y se saludaron con mucho cariño.</w:t>
       </w:r>
     </w:p>
     <w:p>
@@ -2252,7 +2252,7 @@
         <w:rPr>
           <w:lang w:val="es_ES" w:bidi="es_ES"/>
         </w:rPr>
-        <w:t xml:space="preserve"> Después Moisés y Aarón se presentaron ante el faraón y le dijeron: —Así dice el Señor, Dios de Israel: "Deja ir a mi pueblo para que celebre una fiesta para mí en el desierto".</w:t>
+        <w:t xml:space="preserve"> Después Moisés y Aarón se presentaron ante el faraón y le dijeron: —Así dice el Señor, Dios de Israel: “Deja ir a mi pueblo para que celebre una fiesta para mí en el desierto”.</w:t>
       </w:r>
     </w:p>
     <w:p>
@@ -2294,28 +2294,28 @@
         <w:rPr>
           <w:lang w:val="es_ES" w:bidi="es_ES"/>
         </w:rPr>
-        <w:t xml:space="preserve"> Pero Aarón y Moisés insistieron:—El Dios de los hebreos se nos apareció. Te rogamos que nos dejes ir tres días de camino al desierto para ofrecer sacrificios al Señor nuestro Dios, no sea que nos castigue con plaga o con espada.</w:t>
-      </w:r>
-    </w:p>
-    <w:p>
-      <w:pPr/>
-      <w:r>
-        <w:rPr>
-          <w:lang w:val="es_ES" w:bidi="es_ES"/>
-        </w:rPr>
-      </w:r>
-      <w:r>
-        <w:rPr>
-          <w:vertAlign w:val="superscript"/>
-          <w:lang w:val="es_ES" w:bidi="es_ES"/>
-        </w:rPr>
-        <w:t>5</w:t>
-      </w:r>
-      <w:r>
-        <w:rPr>
-          <w:lang w:val="es_ES" w:bidi="es_ES"/>
-        </w:rPr>
-        <w:t xml:space="preserve"> El faraón les dijo: —Moisés y Aarón, ¿por qué interrumpen el trabajo del pueblo? ¡Vuelvan a sus labores!Y agregó:—Hay tantos israelitas, y ustedes no los dejan trabajar.</w:t>
+        <w:t xml:space="preserve"> Pero Aarón y Moisés insistieron: —El Dios de los hebreos se nos apareció. Te rogamos que nos dejes ir 3 días de camino al desierto para ofrecer sacrificios al Señor nuestro Dios, no sea que nos castigue con plaga o con espada.</w:t>
+      </w:r>
+    </w:p>
+    <w:p>
+      <w:pPr/>
+      <w:r>
+        <w:rPr>
+          <w:lang w:val="es_ES" w:bidi="es_ES"/>
+        </w:rPr>
+      </w:r>
+      <w:r>
+        <w:rPr>
+          <w:vertAlign w:val="superscript"/>
+          <w:lang w:val="es_ES" w:bidi="es_ES"/>
+        </w:rPr>
+        <w:t>4-5</w:t>
+      </w:r>
+      <w:r>
+        <w:rPr>
+          <w:lang w:val="es_ES" w:bidi="es_ES"/>
+        </w:rPr>
+        <w:t xml:space="preserve"> El faraón les dijo: —Moisés y Aarón, ¿por qué interrumpen el trabajo del pueblo? ¡Vuelvan a sus labores! Y agregó: —Hay tantos israelitas, y ustedes no los dejan trabajar.</w:t>
       </w:r>
     </w:p>
     <w:p>
@@ -2351,7 +2351,7 @@
           <w:vertAlign w:val="superscript"/>
           <w:lang w:val="es_ES" w:bidi="es_ES"/>
         </w:rPr>
-        <w:t>8</w:t>
+        <w:t>7-8</w:t>
       </w:r>
       <w:r>
         <w:rPr>
@@ -2393,13 +2393,13 @@
           <w:vertAlign w:val="superscript"/>
           <w:lang w:val="es_ES" w:bidi="es_ES"/>
         </w:rPr>
-        <w:t>11</w:t>
-      </w:r>
-      <w:r>
-        <w:rPr>
-          <w:lang w:val="es_ES" w:bidi="es_ES"/>
-        </w:rPr>
-        <w:t xml:space="preserve"> Los capataces y los jefes de cuadrilla informaron al pueblo: —Esto es lo que ha ordenado el faraón: "Ya no se les dará paja. Vayan ustedes mismos y consigan la paja donde puedan encontrarla. Pero no se reducirá en nada su trabajo".</w:t>
+        <w:t>10-11</w:t>
+      </w:r>
+      <w:r>
+        <w:rPr>
+          <w:lang w:val="es_ES" w:bidi="es_ES"/>
+        </w:rPr>
+        <w:t xml:space="preserve"> Los capataces y los jefes de cuadrilla informaron al pueblo: —Esto es lo que ha ordenado el faraón: “Ya no se les dará paja. Vayan ustedes mismos y consigan la paja donde puedan encontrarla. Pero no se reducirá en nada su trabajo”.</w:t>
       </w:r>
     </w:p>
     <w:p>
@@ -2525,7 +2525,7 @@
         <w:rPr>
           <w:lang w:val="es_ES" w:bidi="es_ES"/>
         </w:rPr>
-        <w:t xml:space="preserve"> Él contestó: —Están ociosos, se aburren; por eso dicen: "Vamos a ir a ofrecer sacrificios al Señor".</w:t>
+        <w:t xml:space="preserve"> Él contestó: —Están ociosos, se aburren; por eso dicen: “Vamos a ir a ofrecer sacrificios al Señor”.</w:t>
       </w:r>
     </w:p>
     <w:p>
@@ -2567,7 +2567,7 @@
         <w:rPr>
           <w:lang w:val="es_ES" w:bidi="es_ES"/>
         </w:rPr>
-        <w:t xml:space="preserve"> Los supervisores israelitas se dieron cuenta de que estaban en graves problemas cuando les dijeron:—No pueden reducir la cantidad diaria de ladrillos que deben entregar.</w:t>
+        <w:t xml:space="preserve"> Los supervisores israelitas se dieron cuenta de que estaban en graves problemas cuando les dijeron: —No pueden reducir la cantidad diaria de ladrillos que deben entregar.</w:t>
       </w:r>
     </w:p>
     <w:p>
@@ -2703,13 +2703,13 @@
           <w:vertAlign w:val="superscript"/>
           <w:lang w:val="es_ES" w:bidi="es_ES"/>
         </w:rPr>
-        <w:t>3</w:t>
-      </w:r>
-      <w:r>
-        <w:rPr>
-          <w:lang w:val="es_ES" w:bidi="es_ES"/>
-        </w:rPr>
-        <w:t xml:space="preserve"> Dios le habló a Moisés: —Yo soy el Señor. Me aparecí a Abraham, Isaac y Jacob como Dios Todopoderoso, pero no me di a conocer a ellos por mi nombre: "Yo soy".Yo soy: Ver la nota en Éxodo 3:15." class="footnote-marker"&gt;1</w:t>
+        <w:t>2-3</w:t>
+      </w:r>
+      <w:r>
+        <w:rPr>
+          <w:lang w:val="es_ES" w:bidi="es_ES"/>
+        </w:rPr>
+        <w:t xml:space="preserve"> Dios le habló a Moisés: —Yo soy el Señor. Me aparecí a Abraham, Isaac y Jacob como Dios Todopoderoso, pero no me di a conocer a ellos por mi nombre: “Yo soy”.</w:t>
       </w:r>
     </w:p>
     <w:p>
@@ -2772,7 +2772,7 @@
         <w:rPr>
           <w:lang w:val="es_ES" w:bidi="es_ES"/>
         </w:rPr>
-        <w:t xml:space="preserve"> »Por eso, diles a los israelitas: "Yo soy el Señor. Los sacaré de la opresión de Egipto y los liberaré de la esclavitud. Los redimiré con gran poder y actos de justicia.</w:t>
+        <w:t xml:space="preserve"> »Por eso, diles a los israelitas: “Yo soy el Señor. Los sacaré de la opresión de Egipto y los liberaré de la esclavitud. Los redimiré con gran poder y actos de justicia.</w:t>
       </w:r>
     </w:p>
     <w:p>
@@ -2808,13 +2808,13 @@
           <w:vertAlign w:val="superscript"/>
           <w:lang w:val="es_ES" w:bidi="es_ES"/>
         </w:rPr>
-        <w:t>9</w:t>
-      </w:r>
-      <w:r>
-        <w:rPr>
-          <w:lang w:val="es_ES" w:bidi="es_ES"/>
-        </w:rPr>
-        <w:t xml:space="preserve"> Los llevaré a la tierra que juré dar a Abraham, Isaac y Jacob. Se la daré a ustedes como herencia. Yo soy el Señor".Moisés les comunicó esto a los israelitas. Pero ellos no le hicieron caso porque estaban desanimados y agobiados por la dura esclavitud.</w:t>
+        <w:t>8-9</w:t>
+      </w:r>
+      <w:r>
+        <w:rPr>
+          <w:lang w:val="es_ES" w:bidi="es_ES"/>
+        </w:rPr>
+        <w:t xml:space="preserve"> Los llevaré a la tierra que juré dar a Abraham, Isaac y Jacob. Se la daré a ustedes como herencia. Yo soy el Señor”. Moisés les comunicó esto a los israelitas. Pero ellos no le hicieron caso porque estaban desanimados y agobiados por la dura esclavitud.</w:t>
       </w:r>
     </w:p>
     <w:p>
@@ -3108,7 +3108,7 @@
         <w:rPr>
           <w:lang w:val="es_ES" w:bidi="es_ES"/>
         </w:rPr>
-        <w:t xml:space="preserve"> Aarón se casó con Elisabet, hija de Aminadab y hermana de Naasón. Con ella tuvo cuatro hijos: Nadab, Abiú, Eleazar e Itamar.</w:t>
+        <w:t xml:space="preserve"> Aarón se casó con Elisabet, hija de Aminadab y hermana de Naasón. Con ella tuvo 4 hijos: Nadab, Abiú, Eleazar e Itamar.</w:t>
       </w:r>
     </w:p>
     <w:p>
@@ -3207,13 +3207,13 @@
           <w:vertAlign w:val="superscript"/>
           <w:lang w:val="es_ES" w:bidi="es_ES"/>
         </w:rPr>
-        <w:t>29</w:t>
-      </w:r>
-      <w:r>
-        <w:rPr>
-          <w:lang w:val="es_ES" w:bidi="es_ES"/>
-        </w:rPr>
-        <w:t xml:space="preserve"> El Señor habló con Moisés en la tierra de Egipto y le dijo:—Yo soy el Señor. Dile al faraón, rey de Egipto, todo lo que yo te diga.</w:t>
+        <w:t>28-29</w:t>
+      </w:r>
+      <w:r>
+        <w:rPr>
+          <w:lang w:val="es_ES" w:bidi="es_ES"/>
+        </w:rPr>
+        <w:t xml:space="preserve"> El Señor habló con Moisés en la tierra de Egipto y le dijo: —Yo soy el Señor. Dile al faraón, rey de Egipto, todo lo que yo te diga.</w:t>
       </w:r>
     </w:p>
     <w:p>
@@ -3234,7 +3234,7 @@
         <w:rPr>
           <w:lang w:val="es_ES" w:bidi="es_ES"/>
         </w:rPr>
-        <w:t xml:space="preserve"> Pero Moisés le respondió al Señor:—Yo soy torpe para hablar. ¿Cómo me escuchará el faraón?</w:t>
+        <w:t xml:space="preserve"> Pero Moisés le respondió al Señor: —Yo soy torpe para hablar. ¿Cómo me escuchará el faraón?</w:t>
       </w:r>
     </w:p>
     <w:p>
@@ -3271,7 +3271,7 @@
         <w:rPr>
           <w:lang w:val="es_ES" w:bidi="es_ES"/>
         </w:rPr>
-        <w:t xml:space="preserve"> Por eso, el Señor le dijo a Moisés:—Mira, te he hecho como un dios para el faraón. Y Aarón, tu hermano, será tu profeta.</w:t>
+        <w:t xml:space="preserve"> Por eso, el Señor le dijo a Moisés: —Mira, te he hecho como un dios para el faraón. Y Aarón, tu hermano, será tu profeta.</w:t>
       </w:r>
     </w:p>
     <w:p>
@@ -3439,7 +3439,7 @@
         <w:rPr>
           <w:lang w:val="es_ES" w:bidi="es_ES"/>
         </w:rPr>
-        <w:t xml:space="preserve"> —Cuando el faraón les diga: "Muéstrenme una señal", tú, Aarón, tomarás tu vara. La arrojarás delante del faraón, y se convertirá en una serpiente.</w:t>
+        <w:t xml:space="preserve"> —Cuando el faraón les diga: “Muéstrenme una señal”, tú, Aarón, tomarás tu vara. La arrojarás delante del faraón, y se convertirá en una serpiente.</w:t>
       </w:r>
     </w:p>
     <w:p>
@@ -3544,7 +3544,7 @@
         <w:rPr>
           <w:lang w:val="es_ES" w:bidi="es_ES"/>
         </w:rPr>
-        <w:t xml:space="preserve"> El Señor le dijo a Moisés:—El corazón del faraón está endurecido, y se niega a permitir que salga el pueblo.</w:t>
+        <w:t xml:space="preserve"> El Señor le dijo a Moisés: —El corazón del faraón está endurecido, y se niega a permitir que salga el pueblo.</w:t>
       </w:r>
     </w:p>
     <w:p>
@@ -3586,7 +3586,7 @@
         <w:rPr>
           <w:lang w:val="es_ES" w:bidi="es_ES"/>
         </w:rPr>
-        <w:t xml:space="preserve"> Y le dirás al faraón: "Así dice el Señor, el Dios de los hebreos, que me envió a ti: 'Deja salir a mi pueblo para que me sirva en el desierto'. Hasta ahora no has querido escuchar.</w:t>
+        <w:t xml:space="preserve"> Le dirás al faraón: “El Señor, el Dios de los hebreos, me envió a ti. Dice que dejes salir a su pueblo para que le sirva en el desierto. Hasta ahora no has querido escuchar.</w:t>
       </w:r>
     </w:p>
     <w:p>
@@ -3607,7 +3607,7 @@
         <w:rPr>
           <w:lang w:val="es_ES" w:bidi="es_ES"/>
         </w:rPr>
-        <w:t xml:space="preserve"> Por lo tanto, el Señor te dice: 'Ahora sabrás que soy el Señor'. Golpearé con la vara que tengo en la mano las aguas del río, y se convertirán en sangre.</w:t>
+        <w:t xml:space="preserve"> Por lo tanto, el Señor te dice que ahora sabrás que él es el Señor. Golpearé con la vara que tengo en la mano las aguas del río, y se convertirán en sangre.</w:t>
       </w:r>
     </w:p>
     <w:p>
@@ -3775,7 +3775,7 @@
         <w:rPr>
           <w:lang w:val="es_ES" w:bidi="es_ES"/>
         </w:rPr>
-        <w:t xml:space="preserve"> Pasaron siete días desde que el Señor golpeó las aguas del río.</w:t>
+        <w:t xml:space="preserve"> Pasaron 7 días desde que el Señor golpeó las aguas del río.</w:t>
       </w:r>
     </w:p>
     <w:p>
@@ -3812,7 +3812,7 @@
         <w:rPr>
           <w:lang w:val="es_ES" w:bidi="es_ES"/>
         </w:rPr>
-        <w:t xml:space="preserve"> El Señor le dijo a Moisés:—Ve a presentarte ante el faraón y dile: "Así dice el Señor: 'Deja ir a mi pueblo para que me adore.</w:t>
+        <w:t xml:space="preserve"> El Señor le dijo a Moisés: —Ve a presentarte ante el faraón. Dile que así dice el Señor: “Deja ir a mi pueblo para que me adore.</w:t>
       </w:r>
     </w:p>
     <w:p>
@@ -3848,13 +3848,13 @@
           <w:vertAlign w:val="superscript"/>
           <w:lang w:val="es_ES" w:bidi="es_ES"/>
         </w:rPr>
-        <w:t>4</w:t>
-      </w:r>
-      <w:r>
-        <w:rPr>
-          <w:lang w:val="es_ES" w:bidi="es_ES"/>
-        </w:rPr>
-        <w:t xml:space="preserve"> El río se llenará de ranas. Subirán y entrarán en tu casa, en tu habitación, sobre tu cama, en las casas de tus siervos, entre tu pueblo, en tus hornos y en tus bandejas para amasar. Las ranas subirán sobre ti, sobre tu pueblo y sobre todos tus siervos'".</w:t>
+        <w:t>3-4</w:t>
+      </w:r>
+      <w:r>
+        <w:rPr>
+          <w:lang w:val="es_ES" w:bidi="es_ES"/>
+        </w:rPr>
+        <w:t xml:space="preserve"> El río se llenará de ranas. Subirán y entrarán en tu casa, en tu habitación, sobre tu cama, en las casas de tus siervos, entre tu pueblo, en tus hornos y en tus bandejas para amasar. Las ranas subirán sobre ti, sobre tu pueblo y sobre todos tus siervos”.</w:t>
       </w:r>
     </w:p>
     <w:p>
@@ -3875,7 +3875,7 @@
         <w:rPr>
           <w:lang w:val="es_ES" w:bidi="es_ES"/>
         </w:rPr>
-        <w:t xml:space="preserve"> El Señor le dijo a Moisés:—Dile a Aarón: "Extiende tu mano con la vara sobre los ríos, los arroyos y los estanques. Haz que las ranas suban sobre la tierra de Egipto".</w:t>
+        <w:t xml:space="preserve"> El Señor le dijo a Moisés: —Dile a Aarón: “Extiende tu mano con la vara sobre los ríos, los arroyos y los estanques. Haz que las ranas suban sobre la tierra de Egipto”.</w:t>
       </w:r>
     </w:p>
     <w:p>
@@ -4106,7 +4106,7 @@
         <w:rPr>
           <w:lang w:val="es_ES" w:bidi="es_ES"/>
         </w:rPr>
-        <w:t xml:space="preserve"> El Señor le dijo a Moisés:—Dile a Aarón que extienda su vara y golpee el polvo de la tierra para que haya mosquitos en todo Egipto.</w:t>
+        <w:t xml:space="preserve"> El Señor le dijo a Moisés: —Dile a Aarón que extienda su vara y golpee el polvo de la tierra para que haya mosquitos en todo Egipto.</w:t>
       </w:r>
     </w:p>
     <w:p>
@@ -4190,7 +4190,7 @@
         <w:rPr>
           <w:lang w:val="es_ES" w:bidi="es_ES"/>
         </w:rPr>
-        <w:t xml:space="preserve"> Luego el Señor le dijo a Moisés:—Levántate temprano. Preséntate ante el faraón cuando salga al río a bañarse y dile que así dice el Señor: "Deja ir a mi pueblo para que me adore.</w:t>
+        <w:t xml:space="preserve"> Luego el Señor le dijo a Moisés: —Levántate temprano. Preséntate ante el faraón cuando salga al río a bañarse y dile que así dice el Señor: “Deja ir a mi pueblo para que me adore.</w:t>
       </w:r>
     </w:p>
     <w:p>
@@ -4253,7 +4253,7 @@
         <w:rPr>
           <w:lang w:val="es_ES" w:bidi="es_ES"/>
         </w:rPr>
-        <w:t xml:space="preserve"> Haré una separación entre mi pueblo y tu pueblo. Mañana se dará esta señal".</w:t>
+        <w:t xml:space="preserve"> Haré una separación entre mi pueblo y tu pueblo. Mañana se dará esta señal”.</w:t>
       </w:r>
     </w:p>
     <w:p>
@@ -4337,7 +4337,7 @@
         <w:rPr>
           <w:lang w:val="es_ES" w:bidi="es_ES"/>
         </w:rPr>
-        <w:t xml:space="preserve"> Tenemos que ir al desierto, a tres días de viaje, para ofrecer allí nuestros sacrificios al Señor nuestro Dios, tal como él nos lo ordenó.</w:t>
+        <w:t xml:space="preserve"> Tenemos que ir al desierto, a 3 días de viaje, para ofrecer allí nuestros sacrificios al Señor nuestro Dios, tal como él nos lo ordenó.</w:t>
       </w:r>
     </w:p>
     <w:p>
@@ -4415,7 +4415,7 @@
           <w:vertAlign w:val="superscript"/>
           <w:lang w:val="es_ES" w:bidi="es_ES"/>
         </w:rPr>
-        <w:t>32</w:t>
+        <w:t>31-32</w:t>
       </w:r>
       <w:r>
         <w:rPr>
@@ -4458,7 +4458,7 @@
         <w:rPr>
           <w:lang w:val="es_ES" w:bidi="es_ES"/>
         </w:rPr>
-        <w:t xml:space="preserve"> El Señor le dijo a Moisés:—Ve a ver al faraón y dile que así dice el Señor, Dios de los hebreos: "Deja salir a mi pueblo para que me sirvan".</w:t>
+        <w:t xml:space="preserve"> El Señor le dijo a Moisés: —Ve a ver al faraón y dile que así dice el Señor, Dios de los hebreos: “Deja salir a mi pueblo para que me sirvan”.</w:t>
       </w:r>
     </w:p>
     <w:p>
@@ -4542,7 +4542,7 @@
         <w:rPr>
           <w:lang w:val="es_ES" w:bidi="es_ES"/>
         </w:rPr>
-        <w:t xml:space="preserve"> Entonces el Señor fijó un tiempo y dijo:—Mañana haré esto en la tierra.</w:t>
+        <w:t xml:space="preserve"> Entonces el Señor fijó un tiempo y dijo: —Mañana haré esto en la tierra.</w:t>
       </w:r>
     </w:p>
     <w:p>
@@ -4605,7 +4605,7 @@
         <w:rPr>
           <w:lang w:val="es_ES" w:bidi="es_ES"/>
         </w:rPr>
-        <w:t xml:space="preserve"> El Señor dijo a Moisés y a Aarón:—Tomen puñados de ceniza de un horno. Que Moisés la arroje hacia el cielo delante del faraón.</w:t>
+        <w:t xml:space="preserve"> El Señor dijo a Moisés y a Aarón: —Tomen puñados de ceniza de un horno. Que Moisés la arroje hacia el cielo delante del faraón.</w:t>
       </w:r>
     </w:p>
     <w:p>
@@ -4710,7 +4710,7 @@
         <w:rPr>
           <w:lang w:val="es_ES" w:bidi="es_ES"/>
         </w:rPr>
-        <w:t xml:space="preserve"> El Señor le dijo a Moisés:—Levántate temprano por la mañana. Preséntate ante el faraón y dile que así dice el Señor, el Dios de los hebreos: "Deja salir a mi pueblo para que me sirva.</w:t>
+        <w:t xml:space="preserve"> El Señor le dijo a Moisés: —Levántate temprano por la mañana. Preséntate ante el faraón y dile que así dice el Señor, el Dios de los hebreos: “Deja salir a mi pueblo para que me sirva.</w:t>
       </w:r>
     </w:p>
     <w:p>
@@ -4752,7 +4752,7 @@
         <w:rPr>
           <w:lang w:val="es_ES" w:bidi="es_ES"/>
         </w:rPr>
-        <w:t xml:space="preserve"> Yo podría haber extendido mi mano para herirte a ti y a tu pueblo con una plaga que los habrían exterminado de la tierra.</w:t>
+        <w:t xml:space="preserve"> Yo podría haber extendido mi mano para herirte a ti y a tu pueblo con una plaga que los habría exterminado de la tierra.</w:t>
       </w:r>
     </w:p>
     <w:p>
@@ -4836,7 +4836,7 @@
         <w:rPr>
           <w:lang w:val="es_ES" w:bidi="es_ES"/>
         </w:rPr>
-        <w:t xml:space="preserve"> Ordena ahora que tu ganado y todo lo que tienes en el campo se pongan a resguardo en casa. Toda persona y animal que se encuentre en el campo y no sea recogido en casa será alcanzado por el granizo y morirá".</w:t>
+        <w:t xml:space="preserve"> Ordena ahora que tu ganado y todo lo que tienes en el campo se pongan a resguardo en casa. Toda persona y animal que se encuentre en el campo y no sea recogido en casa será alcanzado por el granizo y morirá”.</w:t>
       </w:r>
     </w:p>
     <w:p>
@@ -4899,7 +4899,7 @@
         <w:rPr>
           <w:lang w:val="es_ES" w:bidi="es_ES"/>
         </w:rPr>
-        <w:t xml:space="preserve"> Entonces el Señor le dijo a Moisés:—Extiende tu mano hacia el cielo para que caiga granizo sobre todo Egipto, sobre personas, animales y plantas.</w:t>
+        <w:t xml:space="preserve"> Entonces el Señor le dijo a Moisés: —Extiende tu mano hacia el cielo para que caiga granizo sobre todo Egipto, sobre personas, animales y plantas.</w:t>
       </w:r>
     </w:p>
     <w:p>
@@ -5209,7 +5209,7 @@
         <w:rPr>
           <w:lang w:val="es_ES" w:bidi="es_ES"/>
         </w:rPr>
-        <w:t xml:space="preserve"> El Señor dijo a Moisés:—Ve a hablar con el faraón, porque he endurecido su corazón y el corazón de sus servidores, para realizar mis señales entre ellos.</w:t>
+        <w:t xml:space="preserve"> El Señor dijo a Moisés: —Ve a hablar con el faraón, porque he endurecido su corazón y el corazón de sus servidores, para realizar mis señales entre ellos.</w:t>
       </w:r>
     </w:p>
     <w:p>
@@ -5266,7 +5266,7 @@
           <w:vertAlign w:val="superscript"/>
           <w:lang w:val="es_ES" w:bidi="es_ES"/>
         </w:rPr>
-        <w:t>5</w:t>
+        <w:t>4-5</w:t>
       </w:r>
       <w:r>
         <w:rPr>
@@ -5293,7 +5293,7 @@
         <w:rPr>
           <w:lang w:val="es_ES" w:bidi="es_ES"/>
         </w:rPr>
-        <w:t xml:space="preserve"> Llenarán tus casas, las casas de todos tus servidores y las de todo Egipto. Será una plaga que ni tus padres ni los padres de tus padres han visto desde que están sobre la tierra hasta hoy". Luego Moisés salió de la presencia del faraón.</w:t>
+        <w:t xml:space="preserve"> Llenarán tus casas, las casas de todos tus servidores y las de todo Egipto. Será una plaga que ni tus padres ni los padres de tus padres han visto desde que están sobre la tierra hasta hoy”. Luego Moisés salió de la presencia del faraón.</w:t>
       </w:r>
     </w:p>
     <w:p>
@@ -5419,7 +5419,7 @@
         <w:rPr>
           <w:lang w:val="es_ES" w:bidi="es_ES"/>
         </w:rPr>
-        <w:t xml:space="preserve"> Luego el Señor le dijo a Moisés:—Extiende tu mano sobre la tierra de Egipto para que vengan langostas. Que cubran el país y devoren toda la hierba, todo lo que quedó después del granizo.</w:t>
+        <w:t xml:space="preserve"> Luego el Señor le dijo a Moisés: —Extiende tu mano sobre la tierra de Egipto para que vengan langostas. Que cubran el país y devoren toda la hierba, todo lo que quedó después del granizo.</w:t>
       </w:r>
     </w:p>
     <w:p>
@@ -5608,7 +5608,7 @@
         <w:rPr>
           <w:lang w:val="es_ES" w:bidi="es_ES"/>
         </w:rPr>
-        <w:t xml:space="preserve"> El Señor le dijo a Moisés:—Extiende tu mano hacia el cielo para que haya oscuridad sobre toda la tierra de Egipto.</w:t>
+        <w:t xml:space="preserve"> El Señor le dijo a Moisés: —Extiende tu mano hacia el cielo para que haya oscuridad sobre toda la tierra de Egipto.</w:t>
       </w:r>
     </w:p>
     <w:p>
@@ -5629,7 +5629,7 @@
         <w:rPr>
           <w:lang w:val="es_ES" w:bidi="es_ES"/>
         </w:rPr>
-        <w:t xml:space="preserve"> Moisés extendió su mano hacia el cielo. Hubo una oscuridad densa en toda la tierra de Egipto durante tres días.</w:t>
+        <w:t xml:space="preserve"> Moisés extendió su mano hacia el cielo. Hubo una oscuridad densa en toda la tierra de Egipto durante 3 días.</w:t>
       </w:r>
     </w:p>
     <w:p>
@@ -5650,7 +5650,7 @@
         <w:rPr>
           <w:lang w:val="es_ES" w:bidi="es_ES"/>
         </w:rPr>
-        <w:t xml:space="preserve"> Nadie veía a su prójimo ni se movía de su lugar durante tres días. Pero en las casas de los hijos de Israel había luz.</w:t>
+        <w:t xml:space="preserve"> Nadie veía a su prójimo ni se movía de su lugar durante 3 días. Pero en las casas de los hijos de Israel había luz.</w:t>
       </w:r>
     </w:p>
     <w:p>
@@ -5813,7 +5813,7 @@
         <w:rPr>
           <w:lang w:val="es_ES" w:bidi="es_ES"/>
         </w:rPr>
-        <w:t xml:space="preserve"> El Señor le dijo a Moisés:—Voy a traer una plaga más sobre el faraón y sobre Egipto. Después de eso, él los dejará ir. Estará tan ansioso por deshacerse de ustedes que prácticamente los expulsará de aquí.</w:t>
+        <w:t xml:space="preserve"> El Señor le dijo a Moisés: —Voy a traer una plaga más sobre el faraón y sobre Egipto. Después de eso, él los dejará ir. Estará tan ansioso por deshacerse de ustedes que prácticamente los expulsará de aquí.</w:t>
       </w:r>
     </w:p>
     <w:p>
@@ -5876,7 +5876,7 @@
         <w:rPr>
           <w:lang w:val="es_ES" w:bidi="es_ES"/>
         </w:rPr>
-        <w:t xml:space="preserve"> Moisés dijo: —Así dice el Señor: "A medianoche pasaré por en medio de Egipto.</w:t>
+        <w:t xml:space="preserve"> Moisés dijo: —Así dice el Señor: “A medianoche pasaré por en medio de Egipto.</w:t>
       </w:r>
     </w:p>
     <w:p>
@@ -5939,7 +5939,7 @@
         <w:rPr>
           <w:lang w:val="es_ES" w:bidi="es_ES"/>
         </w:rPr>
-        <w:t xml:space="preserve"> Pero entre los israelitas ni un perro ladrará por la muerte de ninguno. No morirá nadie, ni persona ni animal entre los israelitas". Así sabrán que el Señor distingue entre Egipto e Israel.</w:t>
+        <w:t xml:space="preserve"> Pero entre los israelitas ni un perro ladrará por la muerte de ninguno. No morirá nadie, ni persona ni animal entre los israelitas”. Así sabrán que el Señor distingue entre Egipto e Israel.</w:t>
       </w:r>
     </w:p>
     <w:p>
@@ -5960,7 +5960,7 @@
         <w:rPr>
           <w:lang w:val="es_ES" w:bidi="es_ES"/>
         </w:rPr>
-        <w:t xml:space="preserve"> Y todos tus siervos vendrán a mí y se inclinarán ante mí, diciendo: "Sal tú y todo el pueblo que te sigue". Luego saldré. Y Moisés se fue de la presencia del faraón, muy enojado.</w:t>
+        <w:t xml:space="preserve"> Y todos tus siervos vendrán a mí y se inclinarán ante mí, diciendo: “Sal tú y todo el pueblo que te sigue”. Luego saldré. Y Moisés se fue de la presencia del faraón, muy enojado.</w:t>
       </w:r>
     </w:p>
     <w:p>
@@ -5981,7 +5981,7 @@
         <w:rPr>
           <w:lang w:val="es_ES" w:bidi="es_ES"/>
         </w:rPr>
-        <w:t xml:space="preserve"> El Señor le dijo a Moisés:—El faraón no los escuchará. Tiene que ser así para que mis señales se multipliquen en la tierra de Egipto.</w:t>
+        <w:t xml:space="preserve"> El Señor le dijo a Moisés: —El faraón no los escuchará. Tiene que ser así para que mis señales se multipliquen en la tierra de Egipto.</w:t>
       </w:r>
     </w:p>
     <w:p>
@@ -6075,7 +6075,7 @@
           <w:vertAlign w:val="superscript"/>
           <w:lang w:val="es_ES" w:bidi="es_ES"/>
         </w:rPr>
-        <w:t>4</w:t>
+        <w:t>3-4</w:t>
       </w:r>
       <w:r>
         <w:rPr>
@@ -6102,7 +6102,7 @@
         <w:rPr>
           <w:lang w:val="es_ES" w:bidi="es_ES"/>
         </w:rPr>
-        <w:t xml:space="preserve"> El animal que elijan debe ser un macho de un año y sin defecto. Puede ser cordero o cabrito.</w:t>
+        <w:t xml:space="preserve"> El animal que elijan debe ser un macho de 1 año y sin defecto. Puede ser cordero o cabrito.</w:t>
       </w:r>
     </w:p>
     <w:p>
@@ -6123,7 +6123,7 @@
         <w:rPr>
           <w:lang w:val="es_ES" w:bidi="es_ES"/>
         </w:rPr>
-        <w:t xml:space="preserve"> Deberán guardarlo hasta el día catorce de este mes, y toda la comunidad de Israel lo sacrificará al anochecer.</w:t>
+        <w:t xml:space="preserve"> Deberán guardarlo hasta el día 14 de este mes, y toda la comunidad de Israel lo sacrificará al anochecer.</w:t>
       </w:r>
     </w:p>
     <w:p>
@@ -6144,7 +6144,7 @@
         <w:rPr>
           <w:lang w:val="es_ES" w:bidi="es_ES"/>
         </w:rPr>
-        <w:t xml:space="preserve"> Luego tomarán de la sangre y la pondrán en los dos postes y en el dintel de la puerta de la casa donde lo vayan a comer.</w:t>
+        <w:t xml:space="preserve"> Luego tomarán de la sangre y la pondrán en los 2 postes y en el dintel de la puerta de la casa donde lo vayan a comer.</w:t>
       </w:r>
     </w:p>
     <w:p>
@@ -6228,7 +6228,7 @@
         <w:rPr>
           <w:lang w:val="es_ES" w:bidi="es_ES"/>
         </w:rPr>
-        <w:t xml:space="preserve"> Así deben comerlo: con el manto ceñido, las sandalias puestas y el bastón en la mano. Cómanlo de prisa. Es la PascuaPascua: La palabra pascua en hebreo quiere decir saltar o pasar por encima." class="footnote-marker"&gt;1 del Señor.</w:t>
+        <w:t xml:space="preserve"> Así deben comerlo: con el manto ceñido, las sandalias puestas y el bastón en la mano. Cómanlo de prisa. Es la Pascua del Señor.</w:t>
       </w:r>
     </w:p>
     <w:p>
@@ -6291,7 +6291,7 @@
         <w:rPr>
           <w:lang w:val="es_ES" w:bidi="es_ES"/>
         </w:rPr>
-        <w:t xml:space="preserve"> »Este día lo conmemorán. Lo celebrarán como fiesta para el Señor para siempre, como una ordenanza permanente.</w:t>
+        <w:t xml:space="preserve"> »Este día lo conmemorarán. Lo celebrarán como fiesta para el Señor para siempre, como una ordenanza permanente.</w:t>
       </w:r>
     </w:p>
     <w:p>
@@ -6459,7 +6459,7 @@
         <w:rPr>
           <w:lang w:val="es_ES" w:bidi="es_ES"/>
         </w:rPr>
-        <w:t xml:space="preserve"> Recojan la sangre del cordero en una vasija. Tomen un manojo de hisopo. Mójenlo en la sangre que está en la vasija y unten el dintel y los dos postes con esa sangre. Ninguno de ustedes debe salir de la puerta de su casa hasta la mañana.</w:t>
+        <w:t xml:space="preserve"> Recojan la sangre del cordero en una vasija. Tomen un manojo de hisopo. Mójenlo en la sangre que está en la vasija y unten el dintel y los 2 postes con esa sangre. Ninguno de ustedes debe salir de la puerta de su casa hasta la mañana.</w:t>
       </w:r>
     </w:p>
     <w:p>
@@ -6480,7 +6480,7 @@
         <w:rPr>
           <w:lang w:val="es_ES" w:bidi="es_ES"/>
         </w:rPr>
-        <w:t xml:space="preserve"> El Señor pasará para herir a Egipto. Cuando vea la sangre en el dintel y en los dos postes, pasará de largo. No permitirá que el destructor entre en sus casas para herir.</w:t>
+        <w:t xml:space="preserve"> El Señor pasará para herir a Egipto. Cuando vea la sangre en el dintel y en los 2 postes, pasará de largo. No permitirá que el destructor entre en sus casas para herir.</w:t>
       </w:r>
     </w:p>
     <w:p>
@@ -6543,7 +6543,7 @@
         <w:rPr>
           <w:lang w:val="es_ES" w:bidi="es_ES"/>
         </w:rPr>
-        <w:t xml:space="preserve"> Sus hijos les preguntarán: "¿Qué significa para ustedes este rito?".</w:t>
+        <w:t xml:space="preserve"> Sus hijos les preguntarán: "¿Qué significa para ustedes este rito?”.</w:t>
       </w:r>
     </w:p>
     <w:p>
@@ -6564,7 +6564,7 @@
         <w:rPr>
           <w:lang w:val="es_ES" w:bidi="es_ES"/>
         </w:rPr>
-        <w:t xml:space="preserve"> Ustedes les responderán: "Es el sacrificio de la Pascua para el Señor. Él pasó por encima de las casas de los israelitas en Egipto. Hirió a los egipcios y salvó a nuestras familias". Entonces todo el pueblo de Israel se inclinó y adoró.</w:t>
+        <w:t xml:space="preserve"> Ustedes les responderán: “Es el sacrificio de la Pascua para el Señor. Él pasó por encima de las casas de los israelitas en Egipto. Hirió a los egipcios y salvó a nuestras familias”. Entonces todo el pueblo de Israel se inclinó y adoró.</w:t>
       </w:r>
     </w:p>
     <w:p>
@@ -6690,7 +6690,7 @@
         <w:rPr>
           <w:lang w:val="es_ES" w:bidi="es_ES"/>
         </w:rPr>
-        <w:t xml:space="preserve"> Los egipcios apremiaban al pueblo israelita para que saliera pronto del país, porque decían: «Todos vamos a morir».</w:t>
+        <w:t xml:space="preserve"> Los egipcios apremiaban al pueblo israelita para que saliera pronto del país, porque decían: —Todos vamos a morir.</w:t>
       </w:r>
     </w:p>
     <w:p>
@@ -6831,13 +6831,13 @@
           <w:vertAlign w:val="superscript"/>
           <w:lang w:val="es_ES" w:bidi="es_ES"/>
         </w:rPr>
-        <w:t>41</w:t>
-      </w:r>
-      <w:r>
-        <w:rPr>
-          <w:lang w:val="es_ES" w:bidi="es_ES"/>
-        </w:rPr>
-        <w:t xml:space="preserve"> El tiempo que los hijos de Israel habitaron en Egipto fue de cuatrocientos treinta años. Al cumplirse los cuatrocientos treinta años, ese mismo día, todos los ejércitos del Señor salieron de la tierra de Egipto.</w:t>
+        <w:t>40-41</w:t>
+      </w:r>
+      <w:r>
+        <w:rPr>
+          <w:lang w:val="es_ES" w:bidi="es_ES"/>
+        </w:rPr>
+        <w:t xml:space="preserve"> El tiempo que los hijos de Israel habitaron en Egipto fue de 430 años. Al cumplirse los 430 años, ese mismo día, todos los ejércitos del Señor salieron de la tierra de Egipto.</w:t>
       </w:r>
     </w:p>
     <w:p>
@@ -6879,7 +6879,7 @@
         <w:rPr>
           <w:lang w:val="es_ES" w:bidi="es_ES"/>
         </w:rPr>
-        <w:t xml:space="preserve"> El Señor dijo a Moisés y a Aarón:—Esta es la ordenanza de la Pascua: ningún extranjero comerá de ella.</w:t>
+        <w:t xml:space="preserve"> El Señor dijo a Moisés y a Aarón: —Esta es la ordenanza de la Pascua. Ningún extranjero comerá de ella.</w:t>
       </w:r>
     </w:p>
     <w:p>
@@ -6900,7 +6900,7 @@
         <w:rPr>
           <w:lang w:val="es_ES" w:bidi="es_ES"/>
         </w:rPr>
-        <w:t xml:space="preserve"> »Pero todo esclavo comprado con dinero, si ha sido circuncidado, podrá comer de ella.</w:t>
+        <w:t xml:space="preserve"> Pero todo esclavo comprado con dinero, si ha sido circuncidado, podrá comer de ella.</w:t>
       </w:r>
     </w:p>
     <w:p>
@@ -6921,7 +6921,7 @@
         <w:rPr>
           <w:lang w:val="es_ES" w:bidi="es_ES"/>
         </w:rPr>
-        <w:t xml:space="preserve"> »El residente temporal y el jornalero no comerán de ella.</w:t>
+        <w:t xml:space="preserve"> El residente temporal y el jornalero no comerán de ella.</w:t>
       </w:r>
     </w:p>
     <w:p>
@@ -6942,7 +6942,7 @@
         <w:rPr>
           <w:lang w:val="es_ES" w:bidi="es_ES"/>
         </w:rPr>
-        <w:t xml:space="preserve"> »Se comerá en una sola casa. No saquen nada de la carne fuera de la casa. No quebrarán ni un solo hueso del animal.</w:t>
+        <w:t xml:space="preserve"> Se comerá en una sola casa. No saquen nada de la carne fuera de la casa. No quebrarán ni un solo hueso del animal.</w:t>
       </w:r>
     </w:p>
     <w:p>
@@ -6963,7 +6963,7 @@
         <w:rPr>
           <w:lang w:val="es_ES" w:bidi="es_ES"/>
         </w:rPr>
-        <w:t xml:space="preserve"> »Toda la congregación de Israel cumplirá esta ordenanza.</w:t>
+        <w:t xml:space="preserve"> Toda la congregación de Israel cumplirá esta ordenanza.</w:t>
       </w:r>
     </w:p>
     <w:p>
@@ -7005,7 +7005,7 @@
         <w:rPr>
           <w:lang w:val="es_ES" w:bidi="es_ES"/>
         </w:rPr>
-        <w:t xml:space="preserve"> »Habrá una sola ley para el ciudadano y para el residente temporal que vive entre ustedes.</w:t>
+        <w:t xml:space="preserve"> Habrá una sola ley para el ciudadano y para el residente temporal que vive entre ustedes.</w:t>
       </w:r>
     </w:p>
     <w:p>
@@ -7126,22 +7126,22 @@
         <w:rPr>
           <w:lang w:val="es_ES" w:bidi="es_ES"/>
         </w:rPr>
-        <w:t xml:space="preserve"> Entonces Moisés dijo al pueblo:—Recuerden este día, cuando salieron de Egipto, de la casa de esclavitud. Con mano poderosa el Señor los sacó de aquí. Recuerden que durante la celebración anual de este suceso no se comerá pan con levadura.</w:t>
-      </w:r>
-    </w:p>
-    <w:p>
-      <w:pPr/>
-      <w:r>
-        <w:rPr>
-          <w:lang w:val="es_ES" w:bidi="es_ES"/>
-        </w:rPr>
-      </w:r>
-      <w:r>
-        <w:rPr>
-          <w:vertAlign w:val="superscript"/>
-          <w:lang w:val="es_ES" w:bidi="es_ES"/>
-        </w:rPr>
-        <w:t>5</w:t>
+        <w:t xml:space="preserve"> Entonces Moisés dijo al pueblo: —Recuerden este día, cuando salieron de Egipto, de la casa de esclavitud. Con mano poderosa el Señor los sacó de aquí. Recuerden que durante la celebración anual de este suceso no se comerá pan con levadura.</w:t>
+      </w:r>
+    </w:p>
+    <w:p>
+      <w:pPr/>
+      <w:r>
+        <w:rPr>
+          <w:lang w:val="es_ES" w:bidi="es_ES"/>
+        </w:rPr>
+      </w:r>
+      <w:r>
+        <w:rPr>
+          <w:vertAlign w:val="superscript"/>
+          <w:lang w:val="es_ES" w:bidi="es_ES"/>
+        </w:rPr>
+        <w:t>4-5</w:t>
       </w:r>
       <w:r>
         <w:rPr>
@@ -7162,7 +7162,7 @@
           <w:vertAlign w:val="superscript"/>
           <w:lang w:val="es_ES" w:bidi="es_ES"/>
         </w:rPr>
-        <w:t>7</w:t>
+        <w:t>6-7</w:t>
       </w:r>
       <w:r>
         <w:rPr>
@@ -7189,7 +7189,7 @@
         <w:rPr>
           <w:lang w:val="es_ES" w:bidi="es_ES"/>
         </w:rPr>
-        <w:t xml:space="preserve"> »Ese día le contarás a tu hijo, diciendo: "Esto es por lo que el Señor hizo por mí cuando salí de Egipto".</w:t>
+        <w:t xml:space="preserve"> »Ese día le contarás a tu hijo, diciendo: “Esto es por lo que el Señor hizo por mí cuando salí de Egipto”.</w:t>
       </w:r>
     </w:p>
     <w:p>
@@ -7315,7 +7315,7 @@
         <w:rPr>
           <w:lang w:val="es_ES" w:bidi="es_ES"/>
         </w:rPr>
-        <w:t xml:space="preserve"> »En el futuro tu hijo te preguntará: "¿Qué es esto?". Le responderás: "Con mano poderosa el Señor nos sacó de Egipto, de la casa de esclavos.</w:t>
+        <w:t xml:space="preserve"> »En el futuro tu hijo te preguntará: "¿Qué es esto?”. Le responderás: “Con mano poderosa el Señor nos sacó de Egipto, de la casa de esclavos.</w:t>
       </w:r>
     </w:p>
     <w:p>
@@ -7336,7 +7336,7 @@
         <w:rPr>
           <w:lang w:val="es_ES" w:bidi="es_ES"/>
         </w:rPr>
-        <w:t xml:space="preserve"> El faraón se obstinó y no quiso dejarnos salir. Así que el Señor mató a todo primogénito en la tierra de Egipto, tanto de seres humanos como de animales. Por eso sacrifico al Señor todo primer macho que abre el vientre de los animales, y rescato a todo primogénito de mis hijos".</w:t>
+        <w:t xml:space="preserve"> El faraón se obstinó y no quiso dejarnos salir. Así que el Señor mató a todo primogénito en la tierra de Egipto, tanto de seres humanos como de animales. Por eso sacrifico al Señor todo primer macho que abre el vientre de los animales, y rescato a todo primogénito de mis hijos”.</w:t>
       </w:r>
     </w:p>
     <w:p>
@@ -7372,13 +7372,13 @@
           <w:vertAlign w:val="superscript"/>
           <w:lang w:val="es_ES" w:bidi="es_ES"/>
         </w:rPr>
-        <w:t>18</w:t>
-      </w:r>
-      <w:r>
-        <w:rPr>
-          <w:lang w:val="es_ES" w:bidi="es_ES"/>
-        </w:rPr>
-        <w:t xml:space="preserve"> Cuando por fin el faraón dejó salir a los israelitas, Dios no los condujo por el camino de la tierra de los filisteos. Aunque era la ruta más corta, él se dijo: «Si tienen que pelear una guerra, puede que el pueblo cambie de opinión y regrese a Egipto». Así que Dios hizo que el pueblo diera un rodeo por el camino del desierto hacia el mar Rojo. Los israelitas salieron de Egipto en orden de batalla.</w:t>
+        <w:t>17-18</w:t>
+      </w:r>
+      <w:r>
+        <w:rPr>
+          <w:lang w:val="es_ES" w:bidi="es_ES"/>
+        </w:rPr>
+        <w:t xml:space="preserve"> Cuando por fin el faraón dejó salir a los israelitas, Dios no los condujo por el camino de la tierra de los filisteos. Aunque era la ruta más corta, él se dijo: “Si tienen que pelear una guerra, puede que el pueblo cambie de opinión y regrese a Egipto”. Así que Dios hizo que el pueblo diera un rodeo por el camino del desierto hacia el mar Rojo. Los israelitas salieron de Egipto en orden de batalla.</w:t>
       </w:r>
     </w:p>
     <w:p>
@@ -7399,7 +7399,7 @@
         <w:rPr>
           <w:lang w:val="es_ES" w:bidi="es_ES"/>
         </w:rPr>
-        <w:t xml:space="preserve"> Moisés se llevó consigo los huesos de José. José había hecho jurar a los israelitas al decir:—Dios ciertamente los visitará, y entonces ustedes se llevarán de aquí mis huesos.</w:t>
+        <w:t xml:space="preserve"> Moisés se llevó consigo los huesos de José. José había hecho jurar a los israelitas al decir: —Dios ciertamente los visitará, y entonces ustedes se llevarán de aquí mis huesos.</w:t>
       </w:r>
     </w:p>
     <w:p>
@@ -7541,7 +7541,7 @@
         <w:rPr>
           <w:lang w:val="es_ES" w:bidi="es_ES"/>
         </w:rPr>
-        <w:t xml:space="preserve"> Entonces el faraón dirá: "Los israelitas están confundidos en la tierra. El desierto los ha cercado".</w:t>
+        <w:t xml:space="preserve"> Entonces el faraón dirá: “Los israelitas están confundidos en la tierra. El desierto los ha cercado”.</w:t>
       </w:r>
     </w:p>
     <w:p>
@@ -7583,7 +7583,7 @@
         <w:rPr>
           <w:lang w:val="es_ES" w:bidi="es_ES"/>
         </w:rPr>
-        <w:t xml:space="preserve"> Cuando el faraón se enteró de que el pueblo había huido, su corazón y el de sus funcionarios se endurecieron. Dijeron:—¿Qué hemos hecho al dejar ir a Israel, a nuestros esclavos?</w:t>
+        <w:t xml:space="preserve"> Cuando el faraón se enteró de que el pueblo había huido, su corazón y el de sus funcionarios se endurecieron. Dijeron: —¿Qué hemos hecho al dejar ir a Israel, a nuestros esclavos?</w:t>
       </w:r>
     </w:p>
     <w:p>
@@ -7730,7 +7730,7 @@
         <w:rPr>
           <w:lang w:val="es_ES" w:bidi="es_ES"/>
         </w:rPr>
-        <w:t xml:space="preserve"> ¿No fue esto lo que te dijimos: "Déjanos y serviremos a los egipcios, porque es mejor servir a los egipcios que morir en el desierto"?</w:t>
+        <w:t xml:space="preserve"> ¿No fue esto lo que te dijimos: “Déjanos y serviremos a los egipcios, porque es mejor servir a los egipcios que morir en el desierto”?</w:t>
       </w:r>
     </w:p>
     <w:p>
@@ -7793,7 +7793,7 @@
         <w:rPr>
           <w:lang w:val="es_ES" w:bidi="es_ES"/>
         </w:rPr>
-        <w:t xml:space="preserve"> El Señor le dijo a Moisés:—¿Por qué clamas a mí? Ordena a los israelitas que avancen.</w:t>
+        <w:t xml:space="preserve"> El Señor le dijo a Moisés: —¿Por qué clamas a mí? Ordena a los israelitas que avancen.</w:t>
       </w:r>
     </w:p>
     <w:p>
@@ -8003,7 +8003,7 @@
         <w:rPr>
           <w:lang w:val="es_ES" w:bidi="es_ES"/>
         </w:rPr>
-        <w:t xml:space="preserve"> Les trabó las ruedas de sus carros, y avanzaban con dificultad. Entonces los egipcios dijeron:—Estamos derrotados ante Israel, porque el Señor pelea por ellos contra nosotros.</w:t>
+        <w:t xml:space="preserve"> Les trabó las ruedas de sus carros, y avanzaban con dificultad. Entonces los egipcios dijeron: —Estamos derrotados ante Israel, porque el Señor pelea por ellos contra nosotros.</w:t>
       </w:r>
     </w:p>
     <w:p>
@@ -8024,7 +8024,7 @@
         <w:rPr>
           <w:lang w:val="es_ES" w:bidi="es_ES"/>
         </w:rPr>
-        <w:t xml:space="preserve"> Cuando todos los israelitas terminaron de cruzar, el Señor le dijo a Moisés:—Extiende tu mano sobre el mar para que las aguas vuelvan. Caerán sobre los egipcios, sobre sus carros y sobre sus jinetes.</w:t>
+        <w:t xml:space="preserve"> Cuando todos los israelitas terminaron de cruzar, el Señor le dijo a Moisés: —Extiende tu mano sobre el mar para que las aguas vuelvan. Caerán sobre los egipcios, sobre sus carros y sobre sus jinetes.</w:t>
       </w:r>
     </w:p>
     <w:p>
@@ -8045,7 +8045,7 @@
         <w:rPr>
           <w:lang w:val="es_ES" w:bidi="es_ES"/>
         </w:rPr>
-        <w:t xml:space="preserve"> Moisés extendió su mano sobre el mar. Al amanecer el mar volvió a su lugar. Los egipcios intentaron huir, pero el Señor los derribó en medio del mar.</w:t>
+        <w:t xml:space="preserve"> Moisés extendió su mano sobre el mar. Al amanecer, el mar volvió a su lugar. Los egipcios intentaron huir, pero el Señor los derribó en medio del mar.</w:t>
       </w:r>
     </w:p>
     <w:p>
@@ -8166,7 +8166,7 @@
         <w:rPr>
           <w:lang w:val="es_ES" w:bidi="es_ES"/>
         </w:rPr>
-        <w:t xml:space="preserve"> Llenos de júbilo, Moisés y el pueblo de Israel cantaron este himno al Señor:Cantaré al Señor porque ha triunfado de manera gloriosa.Ha arrojado al mar al caballo y a su jinete.</w:t>
+        <w:t xml:space="preserve"> Llenos de júbilo, Moisés y el pueblo de Israel cantaron este himno al Señor: Cantaré al Señor porque ha triunfado de manera gloriosa. Ha arrojado al mar al caballo y a su jinete.</w:t>
       </w:r>
     </w:p>
     <w:p>
@@ -8334,7 +8334,7 @@
         <w:rPr>
           <w:lang w:val="es_ES" w:bidi="es_ES"/>
         </w:rPr>
-        <w:t xml:space="preserve"> Los enemigos dijeron: «Los perseguiremos, los alcanzaremos y los destruiremos. ¡Los destrozaremos con nuestras espadas y repartiremos el botín!».</w:t>
+        <w:t xml:space="preserve"> Los enemigos dijeron: “Los perseguiremos, los alcanzaremos y los destruiremos. ¡Los destrozaremos con nuestras espadas y repartiremos el botín!”.</w:t>
       </w:r>
     </w:p>
     <w:p>
@@ -8586,7 +8586,7 @@
         <w:rPr>
           <w:lang w:val="es_ES" w:bidi="es_ES"/>
         </w:rPr>
-        <w:t xml:space="preserve"> Miriam entonó este cántico: «¡Cantemos al Señor, porque obtuvo un triunfo extraordinario; arrojó caballos y jinetes al mar!».</w:t>
+        <w:t xml:space="preserve"> Miriam entonó este cántico: «¡Cantemos al Señor, porque obtuvo un triunfo extraordinario; arrojó caballos y jinetes al mar!”.</w:t>
       </w:r>
     </w:p>
     <w:p>
@@ -8649,7 +8649,7 @@
         <w:rPr>
           <w:lang w:val="es_ES" w:bidi="es_ES"/>
         </w:rPr>
-        <w:t xml:space="preserve"> El pueblo se quejó contra Moisés y dijo:—¿Qué vamos a beber?</w:t>
+        <w:t xml:space="preserve"> El pueblo se quejó contra Moisés y dijo: —¿Qué vamos a beber?</w:t>
       </w:r>
     </w:p>
     <w:p>
@@ -8712,7 +8712,7 @@
         <w:rPr>
           <w:lang w:val="es_ES" w:bidi="es_ES"/>
         </w:rPr>
-        <w:t xml:space="preserve"> Después los israelitas llegaron a Elim, donde había doce fuentes de agua y setenta palmeras. Allí acamparon junto al agua.</w:t>
+        <w:t xml:space="preserve"> Después los israelitas llegaron a Elim, donde había 12 fuentes de agua y 70 palmeras. Allí acamparon junto al agua.</w:t>
       </w:r>
     </w:p>
     <w:p>
@@ -8749,7 +8749,7 @@
         <w:rPr>
           <w:lang w:val="es_ES" w:bidi="es_ES"/>
         </w:rPr>
-        <w:t xml:space="preserve"> Los israelitas partieron de Elim. Toda la congregación de los hijos de Israel llegó al desierto de Sin, que está entre Elim y el monte Sinaí. Llegaron el día quince del segundo mes desde que salieron de la tierra de Egipto.</w:t>
+        <w:t xml:space="preserve"> Los israelitas partieron de Elim. Toda la congregación de los hijos de Israel llegó al desierto de Sin, que está entre Elim y el monte Sinaí. Llegaron el día 15 del segundo mes desde que salieron de la tierra de Egipto.</w:t>
       </w:r>
     </w:p>
     <w:p>
@@ -8791,7 +8791,7 @@
         <w:rPr>
           <w:lang w:val="es_ES" w:bidi="es_ES"/>
         </w:rPr>
-        <w:t xml:space="preserve"> Les dijeron:—¡Ojalá hubiéramos muerto a manos del Señor en la tierra de Egipto! Allí nos sentábamos junto a las ollas de carne y comíamos pan hasta saciarnos. Pero nos sacaron a este desierto para matar de hambre a toda esta congregación.</w:t>
+        <w:t xml:space="preserve"> Les dijeron: —¡Ojalá hubiéramos muerto a manos del Señor en la tierra de Egipto! Allí nos sentábamos junto a las ollas de carne y comíamos pan hasta saciarnos. Pero nos sacaron a este desierto para matar de hambre a toda esta congregación.</w:t>
       </w:r>
     </w:p>
     <w:p>
@@ -8812,7 +8812,7 @@
         <w:rPr>
           <w:lang w:val="es_ES" w:bidi="es_ES"/>
         </w:rPr>
-        <w:t xml:space="preserve"> El Señor le dijo a Moisés:—Mira, haré llover pan para ustedes desde el cielo. El pueblo saldrá y recogerá la porción de cada día, un día a la vez. Así los pondré a prueba para ver si siguen mi ley o no.</w:t>
+        <w:t xml:space="preserve"> El Señor le dijo a Moisés: —Mira, haré llover pan para ustedes desde el cielo. El pueblo saldrá y recogerá la porción de cada día, un día a la vez. Así los pondré a prueba para ver si siguen mi ley o no.</w:t>
       </w:r>
     </w:p>
     <w:p>
@@ -8869,7 +8869,7 @@
           <w:vertAlign w:val="superscript"/>
           <w:lang w:val="es_ES" w:bidi="es_ES"/>
         </w:rPr>
-        <w:t>8</w:t>
+        <w:t>7-8</w:t>
       </w:r>
       <w:r>
         <w:rPr>
@@ -8932,13 +8932,13 @@
           <w:vertAlign w:val="superscript"/>
           <w:lang w:val="es_ES" w:bidi="es_ES"/>
         </w:rPr>
-        <w:t>12</w:t>
-      </w:r>
-      <w:r>
-        <w:rPr>
-          <w:lang w:val="es_ES" w:bidi="es_ES"/>
-        </w:rPr>
-        <w:t xml:space="preserve"> El Señor le dijo a Moisés:—He oído las quejas de los israelitas. Diles que al atardecer comerán carne y por la mañana se saciarán de pan. Entonces sabrán que yo soy el Señor su Dios.</w:t>
+        <w:t>11-12</w:t>
+      </w:r>
+      <w:r>
+        <w:rPr>
+          <w:lang w:val="es_ES" w:bidi="es_ES"/>
+        </w:rPr>
+        <w:t xml:space="preserve"> El Señor le dijo a Moisés: —He oído las quejas de los israelitas. Diles que al atardecer comerán carne y por la mañana se saciarán de pan. Entonces sabrán que yo soy el Señor su Dios.</w:t>
       </w:r>
     </w:p>
     <w:p>
@@ -9001,7 +9001,7 @@
         <w:rPr>
           <w:lang w:val="es_ES" w:bidi="es_ES"/>
         </w:rPr>
-        <w:t xml:space="preserve"> Al ver esto, los israelitas se preguntaban unos a otros: —¿Qué es esto?Moisés les dijo: —Es el pan que el Señor les da para comer.</w:t>
+        <w:t xml:space="preserve"> Al ver esto, los israelitas se preguntaban unos a otros: —¿Qué es esto? Moisés les dijo: —Es el pan que el Señor les da para comer.</w:t>
       </w:r>
     </w:p>
     <w:p>
@@ -9022,7 +9022,7 @@
         <w:rPr>
           <w:lang w:val="es_ES" w:bidi="es_ES"/>
         </w:rPr>
-        <w:t xml:space="preserve"> Esto es lo que el Señor ha ordenado: recójanlo, cada uno según lo que necesite. Recojan un kilo y medio por persona, según las personas que hay en su tienda. Cada uno tomará para los que están en su casa.</w:t>
+        <w:t xml:space="preserve"> Esto es lo que el Señor ha ordenado: recójanlo, cada uno según lo que necesite. Recojan 1,5 kilos por persona, según las personas que hay en su tienda. Cada uno tomará para los que están en su casa.</w:t>
       </w:r>
     </w:p>
     <w:p>
@@ -9064,7 +9064,7 @@
         <w:rPr>
           <w:lang w:val="es_ES" w:bidi="es_ES"/>
         </w:rPr>
-        <w:t xml:space="preserve"> Con ese kilo y medio por persona, quien había recogido mucho no tuvo de sobra. A quien había recogido poco no le faltó. Cada cual recogió según lo que necesitaba.</w:t>
+        <w:t xml:space="preserve"> Con ese 1,5 kilos por persona, quien había recogido mucho no tuvo de sobra. A quien había recogido poco no le faltó. Cada cual recogió según lo que necesitaba.</w:t>
       </w:r>
     </w:p>
     <w:p>
@@ -9148,7 +9148,7 @@
         <w:rPr>
           <w:lang w:val="es_ES" w:bidi="es_ES"/>
         </w:rPr>
-        <w:t xml:space="preserve"> El sexto día recogieron el doble, unos tres kilos por persona. Entonces todos los jefes de la comunidad fueron y se lo dijeron a Moisés.</w:t>
+        <w:t xml:space="preserve"> El sexto día recogieron el doble, unos 3 kilos por persona. Entonces todos los jefes de la comunidad fueron y se lo dijeron a Moisés.</w:t>
       </w:r>
     </w:p>
     <w:p>
@@ -9169,7 +9169,7 @@
         <w:rPr>
           <w:lang w:val="es_ES" w:bidi="es_ES"/>
         </w:rPr>
-        <w:t xml:space="preserve"> Moisés les dijo: —Esto es lo que el Señor ha ordenado: "Mañana es sábado, y será día de reposo, santo para el Señor. Lo que horneen, hornéenlo hoy. Lo que cocinen, cocínenlo hoy. Y lo que sobre, déjenlo guardado para ustedes hasta mañana".</w:t>
+        <w:t xml:space="preserve"> Moisés les dijo: —Esto es lo que el Señor ha ordenado: “Mañana es sábado, y será día de reposo, santo para el Señor. Lo que horneen, hornéenlo hoy. Lo que cocinen, cocínenlo hoy. Y lo que sobre, déjenlo guardado para ustedes hasta mañana”.</w:t>
       </w:r>
     </w:p>
     <w:p>
@@ -9268,13 +9268,13 @@
           <w:vertAlign w:val="superscript"/>
           <w:lang w:val="es_ES" w:bidi="es_ES"/>
         </w:rPr>
-        <w:t>29</w:t>
-      </w:r>
-      <w:r>
-        <w:rPr>
-          <w:lang w:val="es_ES" w:bidi="es_ES"/>
-        </w:rPr>
-        <w:t xml:space="preserve"> Y el Señor dijo a Moisés:—¿Hasta cuándo se negarán a obedecer mis mandamientos y mis leyes? Miren que el Señor les ha dado el día de reposo; por eso en el sexto día les da pan para dos días. Que cada uno permanezca en su lugar; nadie salga de su sitio en el día séptimo.</w:t>
+        <w:t>28-29</w:t>
+      </w:r>
+      <w:r>
+        <w:rPr>
+          <w:lang w:val="es_ES" w:bidi="es_ES"/>
+        </w:rPr>
+        <w:t xml:space="preserve"> Y el Señor dijo a Moisés: —¿Hasta cuándo se negarán a obedecer mis mandamientos y mis leyes? Miren que el Señor les ha dado el día de reposo. Por eso en el sexto día les da pan para 2 días. Que cada uno permanezca en su lugar. Nadie salga de su sitio en el día séptimo.</w:t>
       </w:r>
     </w:p>
     <w:p>
@@ -9316,7 +9316,7 @@
         <w:rPr>
           <w:lang w:val="es_ES" w:bidi="es_ES"/>
         </w:rPr>
-        <w:t xml:space="preserve"> Los israelitas llamaron a ese alimento maná.maná: Maná suena como decir en hebreo ¿Qué es esto? Es lo que dijeron los israelitas al verlo por primera vez (v. 15)." class="footnote-marker"&gt;1 Era como semilla de cilantro, de color blanco. Su sabor era como el de una galleta con miel.</w:t>
+        <w:t xml:space="preserve"> Los israelitas llamaron a ese alimento maná. Era como semilla de cilantro, de color blanco. Su sabor era como el de una galleta con miel.</w:t>
       </w:r>
     </w:p>
     <w:p>
@@ -9337,7 +9337,7 @@
         <w:rPr>
           <w:lang w:val="es_ES" w:bidi="es_ES"/>
         </w:rPr>
-        <w:t xml:space="preserve"> Entonces Moisés les dijo: —Esto es lo que el Señor ha ordenado: "Tomen un kilo y medio de maná y guárdenlo como recuerdo para las generaciones futuras. Háganlo para que vean el pan con el que los alimenté en el desierto cuando los saqué de la tierra de Egipto".</w:t>
+        <w:t xml:space="preserve"> Entonces Moisés les dijo: —Esto es lo que el Señor ha ordenado: “Tomen 1,5 kilos de maná y guárdenlo como recuerdo para las generaciones futuras. Háganlo para que vean el pan con el que los alimenté en el desierto cuando los saqué de la tierra de Egipto”.</w:t>
       </w:r>
     </w:p>
     <w:p>
@@ -9358,7 +9358,7 @@
         <w:rPr>
           <w:lang w:val="es_ES" w:bidi="es_ES"/>
         </w:rPr>
-        <w:t xml:space="preserve"> Entonces Moisés le dijo a Aarón: —Toma un recipiente y pon en él un kilo y medio de maná. Colócalo delante del Señor como recuerdo para las generaciones futuras.</w:t>
+        <w:t xml:space="preserve"> Entonces Moisés le dijo a Aarón: —Toma un recipiente y pon en él 1,5 kilos de maná. Colócalo delante del Señor como recuerdo para las generaciones futuras.</w:t>
       </w:r>
     </w:p>
     <w:p>
@@ -9400,7 +9400,7 @@
         <w:rPr>
           <w:lang w:val="es_ES" w:bidi="es_ES"/>
         </w:rPr>
-        <w:t xml:space="preserve"> Los israelitas comieron maná durante cuarenta años, hasta que llegaron a la tierra de Canaán.</w:t>
+        <w:t xml:space="preserve"> Los israelitas comieron maná durante 40 años, hasta que llegaron a la tierra de Canaán.</w:t>
       </w:r>
     </w:p>
     <w:p>
@@ -9536,7 +9536,7 @@
           <w:vertAlign w:val="superscript"/>
           <w:lang w:val="es_ES" w:bidi="es_ES"/>
         </w:rPr>
-        <w:t>6</w:t>
+        <w:t>5-6</w:t>
       </w:r>
       <w:r>
         <w:rPr>
@@ -9563,7 +9563,7 @@
         <w:rPr>
           <w:lang w:val="es_ES" w:bidi="es_ES"/>
         </w:rPr>
-        <w:t xml:space="preserve"> Moisés llamó a aquel lugar MasáMasá: La palabra Masá en hebreo quiere decir prueba o provocación." class="footnote-marker"&gt;1 y Meribá.Meribá: La palabra Meribá en hebreo quiere decir altercado." class="footnote-marker"&gt;2 Es que allí los israelitas discutieron y pusieron a prueba al Señor, al preguntar: «¿Está el Señor entre nosotros o no?».</w:t>
+        <w:t xml:space="preserve"> Moisés llamó a aquel lugar Masá y Meribá. Es que allí los israelitas discutieron y pusieron a prueba al Señor, al preguntar: «¿Está el Señor entre nosotros o no?”.</w:t>
       </w:r>
     </w:p>
     <w:p>
@@ -9710,28 +9710,28 @@
         <w:rPr>
           <w:lang w:val="es_ES" w:bidi="es_ES"/>
         </w:rPr>
-        <w:t xml:space="preserve"> Entonces el Señor le dijo a Moisés:—Escribe esto como recordatorio en un libro y díselo a Josué, porque borraré de debajo del cielo todo rastro de los amalecitas.</w:t>
-      </w:r>
-    </w:p>
-    <w:p>
-      <w:pPr/>
-      <w:r>
-        <w:rPr>
-          <w:lang w:val="es_ES" w:bidi="es_ES"/>
-        </w:rPr>
-      </w:r>
-      <w:r>
-        <w:rPr>
-          <w:vertAlign w:val="superscript"/>
-          <w:lang w:val="es_ES" w:bidi="es_ES"/>
-        </w:rPr>
-        <w:t>16</w:t>
-      </w:r>
-      <w:r>
-        <w:rPr>
-          <w:lang w:val="es_ES" w:bidi="es_ES"/>
-        </w:rPr>
-        <w:t xml:space="preserve"> Moisés construyó un altar y lo llamó «el Señor es mi bandera». Luego exclamó: —El Señor hará guerra contra Amalec de generación en generación porque Amalec levantó su mano contra el Señor.</w:t>
+        <w:t xml:space="preserve"> Entonces el Señor le dijo a Moisés: —Escribe esto como recordatorio en un libro y díselo a Josué, porque borraré de debajo del cielo todo rastro de los amalecitas.</w:t>
+      </w:r>
+    </w:p>
+    <w:p>
+      <w:pPr/>
+      <w:r>
+        <w:rPr>
+          <w:lang w:val="es_ES" w:bidi="es_ES"/>
+        </w:rPr>
+      </w:r>
+      <w:r>
+        <w:rPr>
+          <w:vertAlign w:val="superscript"/>
+          <w:lang w:val="es_ES" w:bidi="es_ES"/>
+        </w:rPr>
+        <w:t>15-16</w:t>
+      </w:r>
+      <w:r>
+        <w:rPr>
+          <w:lang w:val="es_ES" w:bidi="es_ES"/>
+        </w:rPr>
+        <w:t xml:space="preserve"> Moisés construyó un altar y lo llamó “el Señor es mi bandera”. Luego exclamó: —El Señor hará guerra contra Amalec de generación en generación porque Amalec levantó su mano contra el Señor.</w:t>
       </w:r>
     </w:p>
     <w:p>
@@ -9810,7 +9810,7 @@
         <w:rPr>
           <w:lang w:val="es_ES" w:bidi="es_ES"/>
         </w:rPr>
-        <w:t xml:space="preserve"> junto con sus dos hijos. Uno se llamaba Guersón,Guersón: La palabra Guersón en hebreo suena parecido a la frase extranjero allí." class="footnote-marker"&gt;1 porque Moisés dijo: «He sido extranjero en tierra ajena».</w:t>
+        <w:t xml:space="preserve"> junto con sus 2 hijos. Uno se llamaba Guersón, porque Moisés dijo: “He sido extranjero en tierra ajena”.</w:t>
       </w:r>
     </w:p>
     <w:p>
@@ -9831,28 +9831,28 @@
         <w:rPr>
           <w:lang w:val="es_ES" w:bidi="es_ES"/>
         </w:rPr>
-        <w:t xml:space="preserve"> Y el otro se llamaba Eliezer,Eliezer: La palabra Eliezer en hebreo quiere decir mi Dios es mi ayuda." class="footnote-marker"&gt;2 porque dijo: «El Dios de mi padre fue mi ayuda y me libró de la espada del faraón».</w:t>
-      </w:r>
-    </w:p>
-    <w:p>
-      <w:pPr/>
-      <w:r>
-        <w:rPr>
-          <w:lang w:val="es_ES" w:bidi="es_ES"/>
-        </w:rPr>
-      </w:r>
-      <w:r>
-        <w:rPr>
-          <w:vertAlign w:val="superscript"/>
-          <w:lang w:val="es_ES" w:bidi="es_ES"/>
-        </w:rPr>
-        <w:t>6</w:t>
-      </w:r>
-      <w:r>
-        <w:rPr>
-          <w:lang w:val="es_ES" w:bidi="es_ES"/>
-        </w:rPr>
-        <w:t xml:space="preserve"> Jetro, suegro de Moisés, llegó al desierto donde Moisés estaba acampando, cerca del monte de Dios. Con él estaban la esposa de Moisés y sus dos hijos. Y le dijo a Moisés:—Yo, Jetro, tu suegro, vengo a verte con tu esposa y tus dos hijos.</w:t>
+        <w:t xml:space="preserve"> Y el otro se llamaba Eliezer, porque dijo: “El Dios de mi padre fue mi ayuda y me libró de la espada del faraón”.</w:t>
+      </w:r>
+    </w:p>
+    <w:p>
+      <w:pPr/>
+      <w:r>
+        <w:rPr>
+          <w:lang w:val="es_ES" w:bidi="es_ES"/>
+        </w:rPr>
+      </w:r>
+      <w:r>
+        <w:rPr>
+          <w:vertAlign w:val="superscript"/>
+          <w:lang w:val="es_ES" w:bidi="es_ES"/>
+        </w:rPr>
+        <w:t>5-6</w:t>
+      </w:r>
+      <w:r>
+        <w:rPr>
+          <w:lang w:val="es_ES" w:bidi="es_ES"/>
+        </w:rPr>
+        <w:t xml:space="preserve"> Jetro, suegro de Moisés, llegó al desierto donde Moisés estaba acampando, cerca del monte de Dios. Con él estaban la esposa de Moisés y sus 2 hijos. Y le dijo a Moisés: —Yo, Jetro, tu suegro, vengo a verte con tu esposa y tus 2 hijos.</w:t>
       </w:r>
     </w:p>
     <w:p>
@@ -9936,7 +9936,7 @@
         <w:rPr>
           <w:lang w:val="es_ES" w:bidi="es_ES"/>
         </w:rPr>
-        <w:t xml:space="preserve"> Dijo:—Bendito sea el Señor. Los ha librado de la mano de Egipto y de la mano del faraón. Ha rescatado al pueblo del poder de Egipto.</w:t>
+        <w:t xml:space="preserve"> Dijo: —Bendito sea el Señor. Los ha librado de la mano de Egipto y de la mano del faraón. Ha rescatado al pueblo del poder de Egipto.</w:t>
       </w:r>
     </w:p>
     <w:p>
@@ -10035,7 +10035,7 @@
           <w:vertAlign w:val="superscript"/>
           <w:lang w:val="es_ES" w:bidi="es_ES"/>
         </w:rPr>
-        <w:t>16</w:t>
+        <w:t>15-16</w:t>
       </w:r>
       <w:r>
         <w:rPr>
@@ -10098,7 +10098,7 @@
           <w:vertAlign w:val="superscript"/>
           <w:lang w:val="es_ES" w:bidi="es_ES"/>
         </w:rPr>
-        <w:t>20</w:t>
+        <w:t>19-20</w:t>
       </w:r>
       <w:r>
         <w:rPr>
@@ -10288,28 +10288,28 @@
         <w:rPr>
           <w:lang w:val="es_ES" w:bidi="es_ES"/>
         </w:rPr>
-        <w:t xml:space="preserve"> Los israelitas llegaron al desierto de Sinaí tres meses después de salir de Egipto.</w:t>
-      </w:r>
-    </w:p>
-    <w:p>
-      <w:pPr/>
-      <w:r>
-        <w:rPr>
-          <w:lang w:val="es_ES" w:bidi="es_ES"/>
-        </w:rPr>
-      </w:r>
-      <w:r>
-        <w:rPr>
-          <w:vertAlign w:val="superscript"/>
-          <w:lang w:val="es_ES" w:bidi="es_ES"/>
-        </w:rPr>
-        <w:t>3</w:t>
-      </w:r>
-      <w:r>
-        <w:rPr>
-          <w:lang w:val="es_ES" w:bidi="es_ES"/>
-        </w:rPr>
-        <w:t xml:space="preserve"> Partieron de Refidín y llegaron al desierto del Sinaí, donde acamparon frente al monte. Moisés subió al monte para encontrarse con Dios. Desde la cima, el Señor lo llamó y le dijo:—Esto es lo que dirás a la casa de Jacob y anunciarás a los hijos de Israel:</w:t>
+        <w:t xml:space="preserve"> Los israelitas llegaron al desierto de Sinaí 3 meses después de salir de Egipto.</w:t>
+      </w:r>
+    </w:p>
+    <w:p>
+      <w:pPr/>
+      <w:r>
+        <w:rPr>
+          <w:lang w:val="es_ES" w:bidi="es_ES"/>
+        </w:rPr>
+      </w:r>
+      <w:r>
+        <w:rPr>
+          <w:vertAlign w:val="superscript"/>
+          <w:lang w:val="es_ES" w:bidi="es_ES"/>
+        </w:rPr>
+        <w:t>2-3</w:t>
+      </w:r>
+      <w:r>
+        <w:rPr>
+          <w:lang w:val="es_ES" w:bidi="es_ES"/>
+        </w:rPr>
+        <w:t xml:space="preserve"> Partieron de Refidín y llegaron al desierto del Sinaí, donde acamparon frente al monte. Moisés subió al monte para encontrarse con Dios. Desde la cima, el Señor lo llamó y le dijo: —Esto es lo que dirás a la casa de Jacob y anunciarás a los hijos de Israel:</w:t>
       </w:r>
     </w:p>
     <w:p>
@@ -10372,7 +10372,7 @@
         <w:rPr>
           <w:lang w:val="es_ES" w:bidi="es_ES"/>
         </w:rPr>
-        <w:t xml:space="preserve"> ustedes serán para mí un reino de sacerdotes y una nación santa". »Dile todo esto al pueblo de Israel.</w:t>
+        <w:t xml:space="preserve"> ustedes serán para mí un reino de sacerdotes y una nación santa”. Dile todo esto al pueblo de Israel.</w:t>
       </w:r>
     </w:p>
     <w:p>
@@ -10414,7 +10414,7 @@
         <w:rPr>
           <w:lang w:val="es_ES" w:bidi="es_ES"/>
         </w:rPr>
-        <w:t xml:space="preserve"> Todo el pueblo respondió al unísono:—Haremos todo lo que el Señor ha dicho. Luego Moisés comunicó al Señor la respuesta del pueblo.</w:t>
+        <w:t xml:space="preserve"> Todo el pueblo respondió al unísono: —Haremos todo lo que el Señor ha dicho. Luego Moisés comunicó al Señor la respuesta del pueblo.</w:t>
       </w:r>
     </w:p>
     <w:p>
@@ -10435,7 +10435,7 @@
         <w:rPr>
           <w:lang w:val="es_ES" w:bidi="es_ES"/>
         </w:rPr>
-        <w:t xml:space="preserve"> El Señor le dijo a Moisés:—Mira, voy a venir a ti en una nube densa para que el pueblo oiga cuando hable contigo y así te crean para siempre. Luego Moisés comunicó al Señor las palabras del pueblo.</w:t>
+        <w:t xml:space="preserve"> El Señor le dijo a Moisés: —Mira, voy a venir a ti en una nube densa para que el pueblo oiga cuando hable contigo y así te crean para siempre. Luego Moisés comunicó al Señor las palabras del pueblo.</w:t>
       </w:r>
     </w:p>
     <w:p>
@@ -10456,7 +10456,7 @@
         <w:rPr>
           <w:lang w:val="es_ES" w:bidi="es_ES"/>
         </w:rPr>
-        <w:t xml:space="preserve"> El Señor le dijo a Moisés:—Ve al pueblo y santifícalos hoy y mañana. Que laven su ropa.</w:t>
+        <w:t xml:space="preserve"> El Señor le dijo a Moisés: —Ve al pueblo y santifícalos hoy y mañana. Que laven su ropa.</w:t>
       </w:r>
     </w:p>
     <w:p>
@@ -10498,7 +10498,7 @@
         <w:rPr>
           <w:lang w:val="es_ES" w:bidi="es_ES"/>
         </w:rPr>
-        <w:t xml:space="preserve"> Delimita el área alrededor del pueblo y diles: "Guárdense. No suban al monte ni toquen su borde".</w:t>
+        <w:t xml:space="preserve"> Delimita el área alrededor del pueblo y diles: “Guárdense. No suban al monte ni toquen su borde”.</w:t>
       </w:r>
     </w:p>
     <w:p>
@@ -10561,7 +10561,7 @@
         <w:rPr>
           <w:lang w:val="es_ES" w:bidi="es_ES"/>
         </w:rPr>
-        <w:t xml:space="preserve"> Moisés les dijo:—Prepárense durante tres días y no tengan relaciones sexuales.</w:t>
+        <w:t xml:space="preserve"> Moisés les dijo: —Prepárense durante 3 días y no tengan relaciones sexuales.</w:t>
       </w:r>
     </w:p>
     <w:p>
@@ -10687,7 +10687,7 @@
         <w:rPr>
           <w:lang w:val="es_ES" w:bidi="es_ES"/>
         </w:rPr>
-        <w:t xml:space="preserve"> El Señor le dijo:—Baja y advierte al pueblo que no cruce los límites para mirar al Señor, no sea que muchos mueran.</w:t>
+        <w:t xml:space="preserve"> El Señor le dijo: —Baja y advierte al pueblo que no cruce los límites para mirar al Señor, no sea que muchos mueran.</w:t>
       </w:r>
     </w:p>
     <w:p>
@@ -11249,7 +11249,7 @@
         <w:rPr>
           <w:lang w:val="es_ES" w:bidi="es_ES"/>
         </w:rPr>
-        <w:t xml:space="preserve"> Y el Señor le dijo a Moisés:—Comunícales a los israelitas lo siguiente: "Ustedes han visto que les he hablado desde el cielo.</w:t>
+        <w:t xml:space="preserve"> Y el Señor le dijo a Moisés: —Comunícales a los israelitas lo siguiente: “Ustedes han visto que les he hablado desde el cielo.</w:t>
       </w:r>
     </w:p>
     <w:p>
@@ -11333,7 +11333,7 @@
         <w:rPr>
           <w:lang w:val="es_ES" w:bidi="es_ES"/>
         </w:rPr>
-        <w:t xml:space="preserve"> No suban a mi altar por escalones, para que no se exponga su desnudez".</w:t>
+        <w:t xml:space="preserve"> No suban a mi altar por escalones, para que no se exponga su desnudez”.</w:t>
       </w:r>
     </w:p>
     <w:p>
@@ -11454,7 +11454,7 @@
         <w:rPr>
           <w:lang w:val="es_ES" w:bidi="es_ES"/>
         </w:rPr>
-        <w:t xml:space="preserve"> »Puede ser que el esclavo declare: "Amo a mi señor, a mi esposa y a mis hijos. No quiero recuperar mi libertad".</w:t>
+        <w:t xml:space="preserve"> »Puede ser que el esclavo declare: “Amo a mi señor, a mi esposa y a mis hijos. No quiero recuperar mi libertad”.</w:t>
       </w:r>
     </w:p>
     <w:p>
@@ -11580,7 +11580,7 @@
         <w:rPr>
           <w:lang w:val="es_ES" w:bidi="es_ES"/>
         </w:rPr>
-        <w:t xml:space="preserve"> »Si no cumple con alguno de estos tres compromisos, ella quedará libre, sin necesidad de pagar nada.</w:t>
+        <w:t xml:space="preserve"> »Si no cumple con alguno de estos 3 compromisos, ella quedará libre, sin necesidad de pagar nada.</w:t>
       </w:r>
     </w:p>
     <w:p>
@@ -11727,7 +11727,7 @@
         <w:rPr>
           <w:lang w:val="es_ES" w:bidi="es_ES"/>
         </w:rPr>
-        <w:t xml:space="preserve"> »Puede ocurrir que dos personas discutan y una golpee a la otra con una piedra o con el puño. Puede ser que le cause tal daño que tiene que guardar cama, pero no muere.</w:t>
+        <w:t xml:space="preserve"> »Puede ocurrir que 2 personas discutan y una golpee a la otra con una piedra o con el puño. Puede ser que le cause tal daño que tenga que guardar cama, pero no muera.</w:t>
       </w:r>
     </w:p>
     <w:p>
@@ -12021,7 +12021,7 @@
         <w:rPr>
           <w:lang w:val="es_ES" w:bidi="es_ES"/>
         </w:rPr>
-        <w:t xml:space="preserve"> »Pero si cornea a un esclavo o a una esclava, el dueño pagará treinta monedas de plata al amo del esclavo o de la esclava. El toro será apedreado.</w:t>
+        <w:t xml:space="preserve"> »Pero si cornea a un esclavo o a una esclava, el dueño pagará 30 monedas de plata al amo del esclavo o de la esclava. El toro será apedreado.</w:t>
       </w:r>
     </w:p>
     <w:p>
@@ -12142,7 +12142,7 @@
         <w:rPr>
           <w:lang w:val="es_ES" w:bidi="es_ES"/>
         </w:rPr>
-        <w:t xml:space="preserve"> »Si alguien roba un toro o una oveja y lo mata o lo vende, pagará cinco toros por cada toro robado y cuatro ovejas por cada oveja robada.</w:t>
+        <w:t xml:space="preserve"> »Si alguien roba un toro o una oveja y lo mata o lo vende, pagará 5 toros por cada toro robado y 4 ovejas por cada oveja robada.</w:t>
       </w:r>
     </w:p>
     <w:p>
@@ -12751,7 +12751,7 @@
         <w:rPr>
           <w:lang w:val="es_ES" w:bidi="es_ES"/>
         </w:rPr>
-        <w:t xml:space="preserve"> »También me darás el primogénito de tu buey y de tus ovejas. Estará con su madre siete días. Al octavo día me lo entregarás a mí.</w:t>
+        <w:t xml:space="preserve"> »También me darás el primogénito de tu buey y de tus ovejas. Estará con su madre 7 días. Al octavo día me lo entregarás a mí.</w:t>
       </w:r>
     </w:p>
     <w:p>
@@ -12824,7 +12824,7 @@
           <w:vertAlign w:val="superscript"/>
           <w:lang w:val="es_ES" w:bidi="es_ES"/>
         </w:rPr>
-        <w:t>3</w:t>
+        <w:t>2-3</w:t>
       </w:r>
       <w:r>
         <w:rPr>
@@ -13061,7 +13061,7 @@
         <w:rPr>
           <w:lang w:val="es_ES" w:bidi="es_ES"/>
         </w:rPr>
-        <w:t xml:space="preserve"> »Tres fiestas de peregrinación celebrarás en el año.</w:t>
+        <w:t xml:space="preserve"> »Celebrarás 3 fiestas de peregrinación en el año.</w:t>
       </w:r>
     </w:p>
     <w:p>
@@ -13082,7 +13082,7 @@
         <w:rPr>
           <w:lang w:val="es_ES" w:bidi="es_ES"/>
         </w:rPr>
-        <w:t xml:space="preserve"> »Celebrarás la fiesta de los panes sin levadura. Durante siete días comerás pan sin levadura, tal como te ordené. Esto ocurrirá en la fecha señalada, en el mes primero, porque en ese mes saliste de Egipto. »Nadie se presentará ante mí con las manos vacías.</w:t>
+        <w:t xml:space="preserve"> »Celebrarás la fiesta de los panes sin levadura. Durante 7 días comerás pan sin levadura, tal como te ordené. Esto ocurrirá en la fecha señalada, en el mes primero, porque en ese mes saliste de Egipto. »Nadie se presentará ante mí con las manos vacías.</w:t>
       </w:r>
     </w:p>
     <w:p>
@@ -13103,7 +13103,7 @@
         <w:rPr>
           <w:lang w:val="es_ES" w:bidi="es_ES"/>
         </w:rPr>
-        <w:t xml:space="preserve"> »También celebrarás la fiesta de la cosecha, con las primicias de tu trabajo, lo que siembres en el campo.»Celebrarás la fiesta de la recolección al final del año, cuando recojas del campo el fruto de tu labor.</w:t>
+        <w:t xml:space="preserve"> »También celebrarás la fiesta de la cosecha, con las primicias de tu trabajo, lo que siembres en el campo. »Celebrarás la fiesta de la recolección al final del año, cuando recojas del campo el fruto de tu labor.</w:t>
       </w:r>
     </w:p>
     <w:p>
@@ -13124,7 +13124,7 @@
         <w:rPr>
           <w:lang w:val="es_ES" w:bidi="es_ES"/>
         </w:rPr>
-        <w:t xml:space="preserve"> »Tres veces al año, todo hombre de Israel se presentará ante el Señor.</w:t>
+        <w:t xml:space="preserve"> »Todo hombre de Israel se presentará ante el Señor 3 veces al año.</w:t>
       </w:r>
     </w:p>
     <w:p>
@@ -13497,7 +13497,7 @@
         <w:rPr>
           <w:lang w:val="es_ES" w:bidi="es_ES"/>
         </w:rPr>
-        <w:t xml:space="preserve"> El Señor le dijo a Moisés:—Suban ante el Señor tú, Aarón, Nadab, Abiú y setenta de los ancianos de Israel. Se inclinarán desde lejos.</w:t>
+        <w:t xml:space="preserve"> El Señor le dijo a Moisés: —Suban ante el Señor tú, Aarón, Nadab, Abiú y 70 de los ancianos de Israel. Se inclinarán desde lejos.</w:t>
       </w:r>
     </w:p>
     <w:p>
@@ -13539,7 +13539,7 @@
         <w:rPr>
           <w:lang w:val="es_ES" w:bidi="es_ES"/>
         </w:rPr>
-        <w:t xml:space="preserve"> Moisés comunicó al pueblo todas las palabras del Señor y sus ordenanzas. El pueblo entero respondió al unísono:—Haremos todo lo que el Señor ha dicho.</w:t>
+        <w:t xml:space="preserve"> Moisés comunicó al pueblo todas las palabras del Señor y sus ordenanzas. El pueblo entero respondió al unísono: —Haremos todo lo que el Señor ha dicho.</w:t>
       </w:r>
     </w:p>
     <w:p>
@@ -13560,7 +13560,7 @@
         <w:rPr>
           <w:lang w:val="es_ES" w:bidi="es_ES"/>
         </w:rPr>
-        <w:t xml:space="preserve"> Moisés escribió todas las palabras del Señor. Al amanecer se levantó y construyó un altar al pie del monte. Tenía doce columnas, una por cada tribu de Israel.</w:t>
+        <w:t xml:space="preserve"> Moisés escribió todas las palabras del Señor. Al amanecer se levantó y construyó un altar al pie del monte. Tenía 12 columnas, una por cada tribu de Israel.</w:t>
       </w:r>
     </w:p>
     <w:p>
@@ -13665,7 +13665,7 @@
         <w:rPr>
           <w:lang w:val="es_ES" w:bidi="es_ES"/>
         </w:rPr>
-        <w:t xml:space="preserve"> Moisés, Aarón, Nadab, Abiú y los setenta ancianos de Israel subieron al monte.</w:t>
+        <w:t xml:space="preserve"> Moisés, Aarón, Nadab, Abiú y los 70 ancianos de Israel subieron al monte.</w:t>
       </w:r>
     </w:p>
     <w:p>
@@ -13728,7 +13728,7 @@
         <w:rPr>
           <w:lang w:val="es_ES" w:bidi="es_ES"/>
         </w:rPr>
-        <w:t xml:space="preserve"> El Señor le dijo a Moisés:—Sube al monte donde estoy y quédate allí. Te daré las tablas de piedra con la ley y los mandamientos que he escrito para instruirlos.</w:t>
+        <w:t xml:space="preserve"> El Señor le dijo a Moisés: —Sube al monte donde estoy y quédate allí. Te daré las tablas de piedra con la ley y los mandamientos que he escrito para instruirlos.</w:t>
       </w:r>
     </w:p>
     <w:p>
@@ -13854,7 +13854,7 @@
         <w:rPr>
           <w:lang w:val="es_ES" w:bidi="es_ES"/>
         </w:rPr>
-        <w:t xml:space="preserve"> Moisés entró en medio de la nube que cubría el monte. Estuvo allí cuarenta días y cuarenta noches.</w:t>
+        <w:t xml:space="preserve"> Moisés entró en medio de la nube que cubría el monte. Estuvo allí 40 días y 40 noches.</w:t>
       </w:r>
     </w:p>
     <w:p>
@@ -13954,7 +13954,7 @@
         <w:rPr>
           <w:lang w:val="es_ES" w:bidi="es_ES"/>
         </w:rPr>
-        <w:t xml:space="preserve"> También recibirás tela azul, púrpura y carmesí, lino fino y pelo de cabra.</w:t>
+        <w:t xml:space="preserve"> También recibirás tela azul, púrpura y escarlata, lino fino y pelo de cabra.</w:t>
       </w:r>
     </w:p>
     <w:p>
@@ -14059,7 +14059,7 @@
         <w:rPr>
           <w:lang w:val="es_ES" w:bidi="es_ES"/>
         </w:rPr>
-        <w:t xml:space="preserve"> Harás todo exactamente según el modelo del tabernáculo y de todos sus utensilios que yo te muestre.</w:t>
+        <w:t xml:space="preserve"> Harás todo exactamente según el modelo del santuario y de todos sus utensilios que yo te muestre.</w:t>
       </w:r>
     </w:p>
     <w:p>
@@ -14137,7 +14137,7 @@
           <w:vertAlign w:val="superscript"/>
           <w:lang w:val="es_ES" w:bidi="es_ES"/>
         </w:rPr>
-        <w:t>14</w:t>
+        <w:t>13-14</w:t>
       </w:r>
       <w:r>
         <w:rPr>
@@ -14311,7 +14311,7 @@
         <w:rPr>
           <w:lang w:val="es_ES" w:bidi="es_ES"/>
         </w:rPr>
-        <w:t xml:space="preserve"> Allí me reuniré contigo. Te hablaré desde entre los dos querubines que están sobre el arca del testimonio. Te diré todo lo que te ordene para los israelitas.</w:t>
+        <w:t xml:space="preserve"> Allí me reuniré contigo. Te hablaré desde entre los 2 querubines que están sobre el arca del testimonio. Te diré todo lo que te ordene para los israelitas.</w:t>
       </w:r>
     </w:p>
     <w:p>
@@ -14389,7 +14389,7 @@
           <w:vertAlign w:val="superscript"/>
           <w:lang w:val="es_ES" w:bidi="es_ES"/>
         </w:rPr>
-        <w:t>27</w:t>
+        <w:t>26-27</w:t>
       </w:r>
       <w:r>
         <w:rPr>
@@ -14458,7 +14458,7 @@
         <w:rPr>
           <w:lang w:val="es_ES" w:bidi="es_ES"/>
         </w:rPr>
-        <w:t xml:space="preserve"> Sobre la mesa pondrás el pan de la Presencia, que estará siempre delante de mí.</w:t>
+        <w:t xml:space="preserve"> Sobre la mesa pondrás el pan de la presencia de Dios, que estará siempre delante de mí.</w:t>
       </w:r>
     </w:p>
     <w:p>
@@ -14536,7 +14536,7 @@
           <w:vertAlign w:val="superscript"/>
           <w:lang w:val="es_ES" w:bidi="es_ES"/>
         </w:rPr>
-        <w:t>35</w:t>
+        <w:t>34-35</w:t>
       </w:r>
       <w:r>
         <w:rPr>
@@ -14584,7 +14584,7 @@
         <w:rPr>
           <w:lang w:val="es_ES" w:bidi="es_ES"/>
         </w:rPr>
-        <w:t xml:space="preserve"> »Harás siete lámparas para el candelabro y las colocarás de modo que iluminen hacia el frente.</w:t>
+        <w:t xml:space="preserve"> »Harás 7 lámparas para el candelabro y las colocarás de modo que iluminen hacia el frente.</w:t>
       </w:r>
     </w:p>
     <w:p>
@@ -14684,7 +14684,7 @@
         <w:rPr>
           <w:lang w:val="es_ES" w:bidi="es_ES"/>
         </w:rPr>
-        <w:t xml:space="preserve"> »Harás el santuario con diez cortinas de lino fino torcido, teñidas de azul, púrpura y escarlata. En ellas bordarás figuras de querubines.</w:t>
+        <w:t xml:space="preserve"> »Harás el santuario con 10 cortinas de lino fino torcido, teñidas de azul, púrpura y escarlata. En ellas bordarás figuras de querubines.</w:t>
       </w:r>
     </w:p>
     <w:p>
@@ -14726,22 +14726,22 @@
         <w:rPr>
           <w:lang w:val="es_ES" w:bidi="es_ES"/>
         </w:rPr>
-        <w:t xml:space="preserve"> »Unirás las cortinas por sus extremos, en grupos de cinco, para formar dos cortinas largas, una para cada lado.</w:t>
-      </w:r>
-    </w:p>
-    <w:p>
-      <w:pPr/>
-      <w:r>
-        <w:rPr>
-          <w:lang w:val="es_ES" w:bidi="es_ES"/>
-        </w:rPr>
-      </w:r>
-      <w:r>
-        <w:rPr>
-          <w:vertAlign w:val="superscript"/>
-          <w:lang w:val="es_ES" w:bidi="es_ES"/>
-        </w:rPr>
-        <w:t>5</w:t>
+        <w:t xml:space="preserve"> »Unirás las cortinas por sus extremos, en grupos de 5, para formar 2 cortinas largas, una para cada lado.</w:t>
+      </w:r>
+    </w:p>
+    <w:p>
+      <w:pPr/>
+      <w:r>
+        <w:rPr>
+          <w:lang w:val="es_ES" w:bidi="es_ES"/>
+        </w:rPr>
+      </w:r>
+      <w:r>
+        <w:rPr>
+          <w:vertAlign w:val="superscript"/>
+          <w:lang w:val="es_ES" w:bidi="es_ES"/>
+        </w:rPr>
+        <w:t>4-5</w:t>
       </w:r>
       <w:r>
         <w:rPr>
@@ -14783,7 +14783,7 @@
           <w:vertAlign w:val="superscript"/>
           <w:lang w:val="es_ES" w:bidi="es_ES"/>
         </w:rPr>
-        <w:t>8</w:t>
+        <w:t>7-8</w:t>
       </w:r>
       <w:r>
         <w:rPr>
@@ -14825,7 +14825,7 @@
           <w:vertAlign w:val="superscript"/>
           <w:lang w:val="es_ES" w:bidi="es_ES"/>
         </w:rPr>
-        <w:t>11</w:t>
+        <w:t>10-11</w:t>
       </w:r>
       <w:r>
         <w:rPr>
@@ -14909,7 +14909,7 @@
           <w:vertAlign w:val="superscript"/>
           <w:lang w:val="es_ES" w:bidi="es_ES"/>
         </w:rPr>
-        <w:t>16</w:t>
+        <w:t>15-16</w:t>
       </w:r>
       <w:r>
         <w:rPr>
@@ -14936,22 +14936,22 @@
         <w:rPr>
           <w:lang w:val="es_ES" w:bidi="es_ES"/>
         </w:rPr>
-        <w:t xml:space="preserve"> Cada tabla tendrá dos espigas del mismo madero, encajadas entre sí. Así harás con todas las piezas del armazón del santuario.</w:t>
-      </w:r>
-    </w:p>
-    <w:p>
-      <w:pPr/>
-      <w:r>
-        <w:rPr>
-          <w:lang w:val="es_ES" w:bidi="es_ES"/>
-        </w:rPr>
-      </w:r>
-      <w:r>
-        <w:rPr>
-          <w:vertAlign w:val="superscript"/>
-          <w:lang w:val="es_ES" w:bidi="es_ES"/>
-        </w:rPr>
-        <w:t>19</w:t>
+        <w:t xml:space="preserve"> Cada tabla tendrá 2 espigas del mismo madero, encajadas entre sí. Así harás con todas las piezas del armazón del santuario.</w:t>
+      </w:r>
+    </w:p>
+    <w:p>
+      <w:pPr/>
+      <w:r>
+        <w:rPr>
+          <w:lang w:val="es_ES" w:bidi="es_ES"/>
+        </w:rPr>
+      </w:r>
+      <w:r>
+        <w:rPr>
+          <w:vertAlign w:val="superscript"/>
+          <w:lang w:val="es_ES" w:bidi="es_ES"/>
+        </w:rPr>
+        <w:t>18</w:t>
       </w:r>
       <w:r>
         <w:rPr>
@@ -15098,7 +15098,7 @@
           <w:vertAlign w:val="superscript"/>
           <w:lang w:val="es_ES" w:bidi="es_ES"/>
         </w:rPr>
-        <w:t>27</w:t>
+        <w:t>26-27</w:t>
       </w:r>
       <w:r>
         <w:rPr>
@@ -15272,7 +15272,7 @@
         <w:rPr>
           <w:lang w:val="es_ES" w:bidi="es_ES"/>
         </w:rPr>
-        <w:t xml:space="preserve"> Pondrás la mesa fuera de la cortina y el candelabro frente a la mesa. El candelabro estará en el lado sur del tabernáculo. La mesa estará en el lado norte.</w:t>
+        <w:t xml:space="preserve"> Pondrás la mesa fuera de la cortina y el candelabro frente a la mesa. El candelabro estará en el lado sur del santuario. La mesa estará en el lado norte.</w:t>
       </w:r>
     </w:p>
     <w:p>
@@ -15372,7 +15372,7 @@
         <w:rPr>
           <w:lang w:val="es_ES" w:bidi="es_ES"/>
         </w:rPr>
-        <w:t xml:space="preserve"> Y harás cuernos en las cuatro esquinas. Los cuernos formarán parte del altar. Lo cubrirás de bronce.</w:t>
+        <w:t xml:space="preserve"> Y harás cuernos en las 4 esquinas. Los cuernos formarán parte del altar. Lo cubrirás de bronce.</w:t>
       </w:r>
     </w:p>
     <w:p>
@@ -15414,7 +15414,7 @@
         <w:rPr>
           <w:lang w:val="es_ES" w:bidi="es_ES"/>
         </w:rPr>
-        <w:t xml:space="preserve"> Harás una parilla de bronce y, en las 4 esquinas de la parilla, 4 argollas de bronce.</w:t>
+        <w:t xml:space="preserve"> Harás una parrilla de bronce y, en las 4 esquinas de la parrilla, 4 argollas de bronce.</w:t>
       </w:r>
     </w:p>
     <w:p>
@@ -15435,7 +15435,7 @@
         <w:rPr>
           <w:lang w:val="es_ES" w:bidi="es_ES"/>
         </w:rPr>
-        <w:t xml:space="preserve"> Colócala debajo de la repisa del altar, de modo que la parilla llegue hasta la mitad del altar.</w:t>
+        <w:t xml:space="preserve"> Colócala debajo de la repisa del altar, de modo que la parrilla llegue hasta la mitad del altar.</w:t>
       </w:r>
     </w:p>
     <w:p>
@@ -15477,7 +15477,7 @@
         <w:rPr>
           <w:lang w:val="es_ES" w:bidi="es_ES"/>
         </w:rPr>
-        <w:t xml:space="preserve"> Para transportarlo, introducirás las varas en las argollas. Las varas estarán en los dos costados del altar.</w:t>
+        <w:t xml:space="preserve"> Para transportarlo, introducirás las varas en las argollas. Las varas estarán en los 2 costados del altar.</w:t>
       </w:r>
     </w:p>
     <w:p>
@@ -15513,7 +15513,7 @@
           <w:vertAlign w:val="superscript"/>
           <w:lang w:val="es_ES" w:bidi="es_ES"/>
         </w:rPr>
-        <w:t>10</w:t>
+        <w:t>9-10</w:t>
       </w:r>
       <w:r>
         <w:rPr>
@@ -15597,7 +15597,7 @@
           <w:vertAlign w:val="superscript"/>
           <w:lang w:val="es_ES" w:bidi="es_ES"/>
         </w:rPr>
-        <w:t>15</w:t>
+        <w:t>14-15</w:t>
       </w:r>
       <w:r>
         <w:rPr>
@@ -15844,7 +15844,7 @@
           <w:vertAlign w:val="superscript"/>
           <w:lang w:val="es_ES" w:bidi="es_ES"/>
         </w:rPr>
-        <w:t>6</w:t>
+        <w:t>5-6</w:t>
       </w:r>
       <w:r>
         <w:rPr>
@@ -15913,7 +15913,7 @@
         <w:rPr>
           <w:lang w:val="es_ES" w:bidi="es_ES"/>
         </w:rPr>
-        <w:t xml:space="preserve"> »Tomarán dos piedras de ónice y grabarán en ellas los nombres de las tribus de Israel.</w:t>
+        <w:t xml:space="preserve"> »Tomarán 2 piedras de ónice y grabarán en ellas los nombres de las tribus de Israel.</w:t>
       </w:r>
     </w:p>
     <w:p>
@@ -15955,7 +15955,7 @@
         <w:rPr>
           <w:lang w:val="es_ES" w:bidi="es_ES"/>
         </w:rPr>
-        <w:t xml:space="preserve"> Un joyero grabará los nombres en las dos piedras, como los orfebres graban sellos. Las montará en engastes de oro.</w:t>
+        <w:t xml:space="preserve"> Un joyero grabará los nombres en las 2 piedras, como los orfebres graban sellos. Las montará en engastes de oro.</w:t>
       </w:r>
     </w:p>
     <w:p>
@@ -15976,28 +15976,28 @@
         <w:rPr>
           <w:lang w:val="es_ES" w:bidi="es_ES"/>
         </w:rPr>
-        <w:t xml:space="preserve"> Colocarás las dos piedras sobre las hombreras del delantal sacerdotal como recordatorio de los israelitas. De esta manera, Aarón llevará sus nombres sobre sus hombros en presencia del Señor para que él los recuerde.</w:t>
-      </w:r>
-    </w:p>
-    <w:p>
-      <w:pPr/>
-      <w:r>
-        <w:rPr>
-          <w:lang w:val="es_ES" w:bidi="es_ES"/>
-        </w:rPr>
-      </w:r>
-      <w:r>
-        <w:rPr>
-          <w:vertAlign w:val="superscript"/>
-          <w:lang w:val="es_ES" w:bidi="es_ES"/>
-        </w:rPr>
-        <w:t>14</w:t>
-      </w:r>
-      <w:r>
-        <w:rPr>
-          <w:lang w:val="es_ES" w:bidi="es_ES"/>
-        </w:rPr>
-        <w:t xml:space="preserve"> Harás engastes de oro, y dos cadenas de oro puro, trenzadas como un cordón grueso. Pondrás las cadenas gruesas sobre los engastes.</w:t>
+        <w:t xml:space="preserve"> Colocarás las 2 piedras sobre las hombreras del delantal sacerdotal como recordatorio de los israelitas. De esta manera, Aarón llevará sus nombres sobre sus hombros en presencia del Señor para que él los recuerde.</w:t>
+      </w:r>
+    </w:p>
+    <w:p>
+      <w:pPr/>
+      <w:r>
+        <w:rPr>
+          <w:lang w:val="es_ES" w:bidi="es_ES"/>
+        </w:rPr>
+      </w:r>
+      <w:r>
+        <w:rPr>
+          <w:vertAlign w:val="superscript"/>
+          <w:lang w:val="es_ES" w:bidi="es_ES"/>
+        </w:rPr>
+        <w:t>13-14</w:t>
+      </w:r>
+      <w:r>
+        <w:rPr>
+          <w:lang w:val="es_ES" w:bidi="es_ES"/>
+        </w:rPr>
+        <w:t xml:space="preserve"> Harás engastes de oro, y 2 cadenas de oro puro, trenzadas como un cordón grueso. Pondrás las cadenas gruesas sobre los engastes.</w:t>
       </w:r>
     </w:p>
     <w:p>
@@ -16018,7 +16018,7 @@
         <w:rPr>
           <w:lang w:val="es_ES" w:bidi="es_ES"/>
         </w:rPr>
-        <w:t xml:space="preserve"> »Harás un pectoral para tomar decisiones. Será bordado artísticamente con oro, lana azul, carmesí, escarlata y lino fino, de la misma manera que hiciste el delantal sacerdotal.</w:t>
+        <w:t xml:space="preserve"> »Harás un pectoral para tomar decisiones. Será bordado artísticamente con oro, lana azul, púrpura y escarlata y lino fino, de la misma manera que hiciste el delantal sacerdotal.</w:t>
       </w:r>
     </w:p>
     <w:p>
@@ -16060,7 +16060,7 @@
         <w:rPr>
           <w:lang w:val="es_ES" w:bidi="es_ES"/>
         </w:rPr>
-        <w:t xml:space="preserve"> Pondrás en él cuatro hileras de piedras preciosas. En la primera hilera pondrás un rubí, un crisólito y una esmeralda.</w:t>
+        <w:t xml:space="preserve"> Pondrás en él 4 hileras de piedras preciosas. En la primera hilera pondrás un rubí, un crisólito y una esmeralda.</w:t>
       </w:r>
     </w:p>
     <w:p>
@@ -16144,22 +16144,22 @@
         <w:rPr>
           <w:lang w:val="es_ES" w:bidi="es_ES"/>
         </w:rPr>
-        <w:t xml:space="preserve"> Serán doce piedras, una por cada israelita. En cada piedra se grabará como un sello el nombre de una de las doce tribus.</w:t>
-      </w:r>
-    </w:p>
-    <w:p>
-      <w:pPr/>
-      <w:r>
-        <w:rPr>
-          <w:lang w:val="es_ES" w:bidi="es_ES"/>
-        </w:rPr>
-      </w:r>
-      <w:r>
-        <w:rPr>
-          <w:vertAlign w:val="superscript"/>
-          <w:lang w:val="es_ES" w:bidi="es_ES"/>
-        </w:rPr>
-        <w:t>24</w:t>
+        <w:t xml:space="preserve"> Serán 12 piedras, una por cada israelita. En cada piedra se grabará como un sello el nombre de una de las 12 tribus.</w:t>
+      </w:r>
+    </w:p>
+    <w:p>
+      <w:pPr/>
+      <w:r>
+        <w:rPr>
+          <w:lang w:val="es_ES" w:bidi="es_ES"/>
+        </w:rPr>
+      </w:r>
+      <w:r>
+        <w:rPr>
+          <w:vertAlign w:val="superscript"/>
+          <w:lang w:val="es_ES" w:bidi="es_ES"/>
+        </w:rPr>
+        <w:t>22-24</w:t>
       </w:r>
       <w:r>
         <w:rPr>
@@ -16186,7 +16186,7 @@
         <w:rPr>
           <w:lang w:val="es_ES" w:bidi="es_ES"/>
         </w:rPr>
-        <w:t xml:space="preserve"> Los otros extremos de las dos cadenillas los unirás a los dos engastes. Los fijarás por la parte delantera a las hombreras del delantal sacerdotal.</w:t>
+        <w:t xml:space="preserve"> Los otros extremos de las 2 cadenillas los unirás a los 2 engastes. Los fijarás por la parte delantera a las hombreras del delantal sacerdotal.</w:t>
       </w:r>
     </w:p>
     <w:p>
@@ -16348,7 +16348,7 @@
           <w:vertAlign w:val="superscript"/>
           <w:lang w:val="es_ES" w:bidi="es_ES"/>
         </w:rPr>
-        <w:t>34</w:t>
+        <w:t>33-34</w:t>
       </w:r>
       <w:r>
         <w:rPr>
@@ -16396,22 +16396,22 @@
         <w:rPr>
           <w:lang w:val="es_ES" w:bidi="es_ES"/>
         </w:rPr>
-        <w:t xml:space="preserve"> »Harás también una lámina de oro puro. Grabarás en ella, como se graba un sello: "Dedicado al Señor".</w:t>
-      </w:r>
-    </w:p>
-    <w:p>
-      <w:pPr/>
-      <w:r>
-        <w:rPr>
-          <w:lang w:val="es_ES" w:bidi="es_ES"/>
-        </w:rPr>
-      </w:r>
-      <w:r>
-        <w:rPr>
-          <w:vertAlign w:val="superscript"/>
-          <w:lang w:val="es_ES" w:bidi="es_ES"/>
-        </w:rPr>
-        <w:t>38</w:t>
+        <w:t xml:space="preserve"> »Harás también una lámina de oro puro. Grabarás en ella, como se graba un sello: “Dedicado al Señor”.</w:t>
+      </w:r>
+    </w:p>
+    <w:p>
+      <w:pPr/>
+      <w:r>
+        <w:rPr>
+          <w:lang w:val="es_ES" w:bidi="es_ES"/>
+        </w:rPr>
+      </w:r>
+      <w:r>
+        <w:rPr>
+          <w:vertAlign w:val="superscript"/>
+          <w:lang w:val="es_ES" w:bidi="es_ES"/>
+        </w:rPr>
+        <w:t>37-38</w:t>
       </w:r>
       <w:r>
         <w:rPr>
@@ -16559,7 +16559,7 @@
         <w:rPr>
           <w:lang w:val="es_ES" w:bidi="es_ES"/>
         </w:rPr>
-        <w:t xml:space="preserve"> »Esta es la ceremonia para consagrar a Aarón y a sus hijos como sacerdotes. Tomarás un ternero y dos carneros sin defecto.</w:t>
+        <w:t xml:space="preserve"> »Esta es la ceremonia para consagrar a Aarón y a sus hijos como sacerdotes. Tomarás un ternero y 2 carneros sin defecto.</w:t>
       </w:r>
     </w:p>
     <w:p>
@@ -16595,13 +16595,13 @@
           <w:vertAlign w:val="superscript"/>
           <w:lang w:val="es_ES" w:bidi="es_ES"/>
         </w:rPr>
-        <w:t>4</w:t>
-      </w:r>
-      <w:r>
-        <w:rPr>
-          <w:lang w:val="es_ES" w:bidi="es_ES"/>
-        </w:rPr>
-        <w:t xml:space="preserve"> Pondrás todos en una canasta. Me los presentarás junto con el ternero y los dos carneros. Llevarás a Aarón y a sus hijos a la entrada de la tienda de reunión y los lavarás con agua.</w:t>
+        <w:t>3-4</w:t>
+      </w:r>
+      <w:r>
+        <w:rPr>
+          <w:lang w:val="es_ES" w:bidi="es_ES"/>
+        </w:rPr>
+        <w:t xml:space="preserve"> Pondrás todos en una canasta. Me los presentarás junto con el ternero y los 2 carneros. Llevarás a Aarón y a sus hijos a la entrada de la tienda de reunión y los lavarás con agua.</w:t>
       </w:r>
     </w:p>
     <w:p>
@@ -16790,7 +16790,7 @@
         <w:rPr>
           <w:lang w:val="es_ES" w:bidi="es_ES"/>
         </w:rPr>
-        <w:t xml:space="preserve"> Al los intestinos, el hígado y los dos riñones les quitarás toda la grasa que los recubre. La quemarás sobre el altar.</w:t>
+        <w:t xml:space="preserve"> Al los intestinos, el hígado y los 2 riñones les quitarás toda la grasa que los recubre. La quemarás sobre el altar.</w:t>
       </w:r>
     </w:p>
     <w:p>
@@ -16826,7 +16826,7 @@
           <w:vertAlign w:val="superscript"/>
           <w:lang w:val="es_ES" w:bidi="es_ES"/>
         </w:rPr>
-        <w:t>16</w:t>
+        <w:t>15-16</w:t>
       </w:r>
       <w:r>
         <w:rPr>
@@ -16889,7 +16889,7 @@
           <w:vertAlign w:val="superscript"/>
           <w:lang w:val="es_ES" w:bidi="es_ES"/>
         </w:rPr>
-        <w:t>20</w:t>
+        <w:t>19-20</w:t>
       </w:r>
       <w:r>
         <w:rPr>
@@ -16937,7 +16937,7 @@
         <w:rPr>
           <w:lang w:val="es_ES" w:bidi="es_ES"/>
         </w:rPr>
-        <w:t xml:space="preserve"> »Este es el carnero para la ordenación de Aarón y sus hijos. De él tomarás la grasa, la cola, la grasa que cubre los intestinos y el hígado, los dos riñones y la grasa que los rodea, y la espaldilla derecha.</w:t>
+        <w:t xml:space="preserve"> »Este es el carnero para la ordenación de Aarón y sus hijos. De él tomarás la grasa, la cola, la grasa que cubre los intestinos y el hígado, los 2 riñones y la grasa que los rodea, y la espaldilla derecha.</w:t>
       </w:r>
     </w:p>
     <w:p>
@@ -17105,7 +17105,7 @@
         <w:rPr>
           <w:lang w:val="es_ES" w:bidi="es_ES"/>
         </w:rPr>
-        <w:t xml:space="preserve"> Aquel de sus hijos que lo suceda como sacerdote las usará siete días cuando entre en la tienda de reunión para ministrar en el Lugar Santo.</w:t>
+        <w:t xml:space="preserve"> Aquel de sus hijos que lo suceda como sacerdote las usará 7 días cuando entre en la tienda de reunión para ministrar en el Lugar Santo.</w:t>
       </w:r>
     </w:p>
     <w:p>
@@ -17210,7 +17210,7 @@
         <w:rPr>
           <w:lang w:val="es_ES" w:bidi="es_ES"/>
         </w:rPr>
-        <w:t xml:space="preserve"> »Harás con Aarón y sus hijos todo lo que te he mandado. Llevarás a cabo su ordenación durante siete días.</w:t>
+        <w:t xml:space="preserve"> »Harás con Aarón y sus hijos todo lo que te he mandado. Llevarás a cabo su ordenación durante 7 días.</w:t>
       </w:r>
     </w:p>
     <w:p>
@@ -17252,7 +17252,7 @@
         <w:rPr>
           <w:lang w:val="es_ES" w:bidi="es_ES"/>
         </w:rPr>
-        <w:t xml:space="preserve"> Harás expiación por el altar durante siete días para consagrarlo. Así será sumamente sagrado, y todo lo que entre en contacto con él quedará santificado.</w:t>
+        <w:t xml:space="preserve"> Harás expiación por el altar durante 7 días para consagrarlo. Así será sumamente sagrado, y todo lo que entre en contacto con él quedará santificado.</w:t>
       </w:r>
     </w:p>
     <w:p>
@@ -17273,7 +17273,7 @@
         <w:rPr>
           <w:lang w:val="es_ES" w:bidi="es_ES"/>
         </w:rPr>
-        <w:t xml:space="preserve"> »Ofrecerás diariamente sobre el altar, como ofrenda continua, dos corderos de un año.</w:t>
+        <w:t xml:space="preserve"> »Ofrecerás diariamente sobre el altar, como ofrenda continua, 2 corderos de 1 año.</w:t>
       </w:r>
     </w:p>
     <w:p>
@@ -17315,7 +17315,7 @@
         <w:rPr>
           <w:lang w:val="es_ES" w:bidi="es_ES"/>
         </w:rPr>
-        <w:t xml:space="preserve"> Con el primer cordero ofrecerás dos kilos de harina fina amasada con un litro de aceite. También ofrecerás un litro de vino como ofrenda de vino.</w:t>
+        <w:t xml:space="preserve"> Con el primer cordero ofrecerás 2 kilos de harina fina amasada con un litro de aceite. También ofrecerás un litro de vino como ofrenda de vino.</w:t>
       </w:r>
     </w:p>
     <w:p>
@@ -17682,13 +17682,13 @@
           <w:vertAlign w:val="superscript"/>
           <w:lang w:val="es_ES" w:bidi="es_ES"/>
         </w:rPr>
-        <w:t>12</w:t>
-      </w:r>
-      <w:r>
-        <w:rPr>
-          <w:lang w:val="es_ES" w:bidi="es_ES"/>
-        </w:rPr>
-        <w:t xml:space="preserve"> El Señor le dijo a Moisés:—Cuando tomes el censo de los israelitas, cada persona registrada pagará al Señor un rescate por su vida. Así evitarás que les sobrevenga una plaga durante el censo.</w:t>
+        <w:t>11-12</w:t>
+      </w:r>
+      <w:r>
+        <w:rPr>
+          <w:lang w:val="es_ES" w:bidi="es_ES"/>
+        </w:rPr>
+        <w:t xml:space="preserve"> El Señor le dijo a Moisés: —Cuando tomes el censo de los israelitas, cada persona registrada pagará al Señor un rescate por su vida. Así evitarás que les sobrevenga una plaga durante el censo.</w:t>
       </w:r>
     </w:p>
     <w:p>
@@ -17787,13 +17787,13 @@
           <w:vertAlign w:val="superscript"/>
           <w:lang w:val="es_ES" w:bidi="es_ES"/>
         </w:rPr>
-        <w:t>18</w:t>
-      </w:r>
-      <w:r>
-        <w:rPr>
-          <w:lang w:val="es_ES" w:bidi="es_ES"/>
-        </w:rPr>
-        <w:t xml:space="preserve"> El Señor le dijo a Moisés:—Harás una fuente de bronce con su base de bronce para lavarse. La colocarás entre la tienda de reunión y el altar. La llenarás de agua.</w:t>
+        <w:t>17-18</w:t>
+      </w:r>
+      <w:r>
+        <w:rPr>
+          <w:lang w:val="es_ES" w:bidi="es_ES"/>
+        </w:rPr>
+        <w:t xml:space="preserve"> El Señor le dijo a Moisés: —Harás una fuente de bronce con su base de bronce para lavarse. La colocarás entre la tienda de reunión y el altar. La llenarás de agua.</w:t>
       </w:r>
     </w:p>
     <w:p>
@@ -17871,13 +17871,13 @@
           <w:vertAlign w:val="superscript"/>
           <w:lang w:val="es_ES" w:bidi="es_ES"/>
         </w:rPr>
-        <w:t>23</w:t>
-      </w:r>
-      <w:r>
-        <w:rPr>
-          <w:lang w:val="es_ES" w:bidi="es_ES"/>
-        </w:rPr>
-        <w:t xml:space="preserve"> El Señor le dijo a Moisés:—Toma las mejores especias: 6 kilos de mirra líquida, 3 kilos de canela aromática y 3 kilos de caña aromática.</w:t>
+        <w:t>22-23</w:t>
+      </w:r>
+      <w:r>
+        <w:rPr>
+          <w:lang w:val="es_ES" w:bidi="es_ES"/>
+        </w:rPr>
+        <w:t xml:space="preserve"> El Señor le dijo a Moisés: —Toma las mejores especias: 6 kilos de mirra líquida, 3 kilos de canela aromática y 3 kilos de caña aromática.</w:t>
       </w:r>
     </w:p>
     <w:p>
@@ -17934,7 +17934,7 @@
           <w:vertAlign w:val="superscript"/>
           <w:lang w:val="es_ES" w:bidi="es_ES"/>
         </w:rPr>
-        <w:t>27</w:t>
+        <w:t>26-27</w:t>
       </w:r>
       <w:r>
         <w:rPr>
@@ -18024,7 +18024,7 @@
         <w:rPr>
           <w:lang w:val="es_ES" w:bidi="es_ES"/>
         </w:rPr>
-        <w:t xml:space="preserve"> Diles a los israelitas: "Este será mi aceite sagrado de la unción de generación en generación.</w:t>
+        <w:t xml:space="preserve"> Diles a los israelitas: “Este será mi aceite sagrado de la unción de generación en generación.</w:t>
       </w:r>
     </w:p>
     <w:p>
@@ -18066,7 +18066,7 @@
         <w:rPr>
           <w:lang w:val="es_ES" w:bidi="es_ES"/>
         </w:rPr>
-        <w:t xml:space="preserve"> Cualquiera que prepare un aceite como este, o lo ponga sobre alguien que no sea sacerdote, será expulsado de su pueblo".</w:t>
+        <w:t xml:space="preserve"> Cualquiera que prepare un aceite como este, o lo ponga sobre alguien que no sea sacerdote, será expulsado de su pueblo”.</w:t>
       </w:r>
     </w:p>
     <w:p>
@@ -18087,7 +18087,7 @@
         <w:rPr>
           <w:lang w:val="es_ES" w:bidi="es_ES"/>
         </w:rPr>
-        <w:t xml:space="preserve"> El Señor le dijo a Moisés:—Toma resina aromática, ámbar, gálbano y olíbano puro, todo en partes iguales.</w:t>
+        <w:t xml:space="preserve"> El Señor le dijo a Moisés: —Toma resina aromática, ámbar, gálbano y olíbano puro, todo en partes iguales.</w:t>
       </w:r>
     </w:p>
     <w:p>
@@ -18433,34 +18433,34 @@
           <w:vertAlign w:val="superscript"/>
           <w:lang w:val="es_ES" w:bidi="es_ES"/>
         </w:rPr>
-        <w:t>13</w:t>
-      </w:r>
-      <w:r>
-        <w:rPr>
-          <w:lang w:val="es_ES" w:bidi="es_ES"/>
-        </w:rPr>
-        <w:t xml:space="preserve"> El Señor le dijo a Moisés:—Diles a los israelitas que deben observar mis sábados. El sábado es una señal entre ustedes y yo de generación en generación, para que sepan que yo soy el Señor que los consagra.</w:t>
-      </w:r>
-    </w:p>
-    <w:p>
-      <w:pPr/>
-      <w:r>
-        <w:rPr>
-          <w:lang w:val="es_ES" w:bidi="es_ES"/>
-        </w:rPr>
-      </w:r>
-      <w:r>
-        <w:rPr>
-          <w:vertAlign w:val="superscript"/>
-          <w:lang w:val="es_ES" w:bidi="es_ES"/>
-        </w:rPr>
-        <w:t>15</w:t>
-      </w:r>
-      <w:r>
-        <w:rPr>
-          <w:lang w:val="es_ES" w:bidi="es_ES"/>
-        </w:rPr>
-        <w:t xml:space="preserve"> »Observen el sábado, porque es sagrado para ustedes. »Quien no lo respeta será condenado a muerte. »Cualquiera que trabaje en sábado será expulsado de su pueblo. »Se trabajará durante 6 días, pero el séptimo es día de reposo consagrado al Señor. »Cualquiera que trabaje en sábado será condenado a muerte.</w:t>
+        <w:t>12-13</w:t>
+      </w:r>
+      <w:r>
+        <w:rPr>
+          <w:lang w:val="es_ES" w:bidi="es_ES"/>
+        </w:rPr>
+        <w:t xml:space="preserve"> El Señor le dijo a Moisés: —Diles a los israelitas que deben observar mis días de reposo. El día de reposo es una señal entre ustedes y yo de generación en generación, para que sepan que yo soy el Señor que los consagra.</w:t>
+      </w:r>
+    </w:p>
+    <w:p>
+      <w:pPr/>
+      <w:r>
+        <w:rPr>
+          <w:lang w:val="es_ES" w:bidi="es_ES"/>
+        </w:rPr>
+      </w:r>
+      <w:r>
+        <w:rPr>
+          <w:vertAlign w:val="superscript"/>
+          <w:lang w:val="es_ES" w:bidi="es_ES"/>
+        </w:rPr>
+        <w:t>14-15</w:t>
+      </w:r>
+      <w:r>
+        <w:rPr>
+          <w:lang w:val="es_ES" w:bidi="es_ES"/>
+        </w:rPr>
+        <w:t xml:space="preserve"> »Observen el día de reposo, porque es sagrado para ustedes. »Quien no lo respete será condenado a muerte. »Cualquiera que trabaje en día de reposo será expulsado de su pueblo. »Se trabajará durante 6 días, pero el séptimo es día de reposo consagrado al Señor. »Cualquiera que trabaje en día de reposo será condenado a muerte.</w:t>
       </w:r>
     </w:p>
     <w:p>
@@ -18481,7 +18481,7 @@
         <w:rPr>
           <w:lang w:val="es_ES" w:bidi="es_ES"/>
         </w:rPr>
-        <w:t xml:space="preserve"> »Los israelitas guardarán el sábado de generación en generación como pacto perpetuo.</w:t>
+        <w:t xml:space="preserve"> »Los israelitas guardarán el día de reposo de generación en generación como pacto perpetuo.</w:t>
       </w:r>
     </w:p>
     <w:p>
@@ -18523,7 +18523,7 @@
         <w:rPr>
           <w:lang w:val="es_ES" w:bidi="es_ES"/>
         </w:rPr>
-        <w:t xml:space="preserve"> Cuando el Señor terminó de hablar con Moisés en el monte Sinaí, le entregó las dos tablas del pacto. Eran tablas de piedra escritas con el dedo de Dios.</w:t>
+        <w:t xml:space="preserve"> Cuando el Señor terminó de hablar con Moisés en el monte Sinaí, le entregó las 2 tablas del pacto. Eran tablas de piedra escritas con el dedo de Dios.</w:t>
       </w:r>
     </w:p>
     <w:p>
@@ -18575,13 +18575,13 @@
           <w:vertAlign w:val="superscript"/>
           <w:lang w:val="es_ES" w:bidi="es_ES"/>
         </w:rPr>
-        <w:t>3</w:t>
-      </w:r>
-      <w:r>
-        <w:rPr>
-          <w:lang w:val="es_ES" w:bidi="es_ES"/>
-        </w:rPr>
-        <w:t xml:space="preserve"> Entonces Aarón les dijo: —Quítenles los aretes de oro de las orejas a sus esposas, hijos e hijas, y tráiganmelos.Entonces todo el pueblo se quitó los aretes de oro de las orejas y se los entregó a Aarón.</w:t>
+        <w:t>2-3</w:t>
+      </w:r>
+      <w:r>
+        <w:rPr>
+          <w:lang w:val="es_ES" w:bidi="es_ES"/>
+        </w:rPr>
+        <w:t xml:space="preserve"> Entonces Aarón les dijo: —Quítenles los aretes de oro de las orejas a sus esposas, hijos e hijas, y tráiganmelos. Entonces todo el pueblo se quitó los aretes de oro de las orejas y se los entregó a Aarón.</w:t>
       </w:r>
     </w:p>
     <w:p>
@@ -18602,7 +18602,7 @@
         <w:rPr>
           <w:lang w:val="es_ES" w:bidi="es_ES"/>
         </w:rPr>
-        <w:t xml:space="preserve"> Aarón tomó el oro, lo fundió en un molde e hizo un ternero de metal fundido. Entonces el pueblo exclamó:—¡Israel, este es tu dios que te sacó de Egipto!</w:t>
+        <w:t xml:space="preserve"> Aarón tomó el oro, lo fundió en un molde e hizo un ternero de metal fundido. Entonces el pueblo exclamó: —¡Israel, este es tu dios que te sacó de Egipto!</w:t>
       </w:r>
     </w:p>
     <w:p>
@@ -18686,7 +18686,7 @@
         <w:rPr>
           <w:lang w:val="es_ES" w:bidi="es_ES"/>
         </w:rPr>
-        <w:t xml:space="preserve"> Se apartaron rápidamente del camino que les ordené seguir. Se hicieron un becerro de metal fundido y se postraron ante él. Le ofrecieron sacrificios y dijeron: "¡Israel, este es tu dios que te sacó de Egipto!".</w:t>
+        <w:t xml:space="preserve"> Se apartaron rápidamente del camino que les ordené seguir. Se hicieron un becerro de metal fundido y se postraron ante él. Le ofrecieron sacrificios y dijeron: "¡Israel, este es tu dios que te sacó de Egipto!”.</w:t>
       </w:r>
     </w:p>
     <w:p>
@@ -18770,7 +18770,7 @@
         <w:rPr>
           <w:lang w:val="es_ES" w:bidi="es_ES"/>
         </w:rPr>
-        <w:t xml:space="preserve"> ¿Por qué habrían de decir los egipcios: "Con malas intenciones los sacó. Era para matarlos en las montañas y exterminarlos de la faz de la tierra"? Abandona tu enojo y desiste de castigar a tu pueblo.</w:t>
+        <w:t xml:space="preserve"> ¿Por qué habrían de decir los egipcios: “Con malas intenciones los sacó. Era para matarlos en las montañas y exterminarlos de la faz de la tierra”? Abandona tu enojo y desiste de castigar a tu pueblo.</w:t>
       </w:r>
     </w:p>
     <w:p>
@@ -18791,7 +18791,7 @@
         <w:rPr>
           <w:lang w:val="es_ES" w:bidi="es_ES"/>
         </w:rPr>
-        <w:t xml:space="preserve"> Acuérdate de tus siervos Abraham, Isaac e Israel. A ellos juraste por ti mismo y les dijiste: "Multiplicaré tu descendencia como las estrellas del cielo. Toda esta tierra que he prometido la daré a tu descendencia, y la poseerán para siempre".</w:t>
+        <w:t xml:space="preserve"> Acuérdate de tus siervos Abraham, Isaac e Israel. A ellos juraste por ti mismo y les dijiste: “Multiplicaré tu descendencia como las estrellas del cielo. Toda esta tierra que he prometido la daré a tu descendencia, y la poseerán para siempre”.</w:t>
       </w:r>
     </w:p>
     <w:p>
@@ -18833,7 +18833,7 @@
         <w:rPr>
           <w:lang w:val="es_ES" w:bidi="es_ES"/>
         </w:rPr>
-        <w:t xml:space="preserve"> Luego Moisés se volvió y bajó del monte con las dos tablas del pacto en sus manos, escritas por ambos lados.</w:t>
+        <w:t xml:space="preserve"> Luego Moisés se volvió y bajó del monte con las 2 tablas del pacto en sus manos, escritas por ambos lados.</w:t>
       </w:r>
     </w:p>
     <w:p>
@@ -19001,7 +19001,7 @@
         <w:rPr>
           <w:lang w:val="es_ES" w:bidi="es_ES"/>
         </w:rPr>
-        <w:t xml:space="preserve"> Ellos me dijeron: "Haznos dioses que vayan delante de nosotros, porque no sabemos qué le pasó a Moisés, el hombre que nos sacó de Egipto".</w:t>
+        <w:t xml:space="preserve"> Ellos me dijeron: “Haznos dioses que vayan delante de nosotros, porque no sabemos qué le pasó a Moisés, el hombre que nos sacó de Egipto”.</w:t>
       </w:r>
     </w:p>
     <w:p>
@@ -19022,7 +19022,7 @@
         <w:rPr>
           <w:lang w:val="es_ES" w:bidi="es_ES"/>
         </w:rPr>
-        <w:t xml:space="preserve"> Entonces les dije: "El que tenga oro, que lo traiga". Ellos se quitaron sus aretes y me los dieron. Yo los eché al fuego, y salió este becerro.</w:t>
+        <w:t xml:space="preserve"> Entonces les dije: “El que tenga oro, que lo traiga”. Ellos se quitaron sus aretes y me los dieron. Yo los eché al fuego, y salió este becerro.</w:t>
       </w:r>
     </w:p>
     <w:p>
@@ -19085,7 +19085,7 @@
         <w:rPr>
           <w:lang w:val="es_ES" w:bidi="es_ES"/>
         </w:rPr>
-        <w:t xml:space="preserve"> Moisés les dijo: —Así dice el Señor, Dios de Israel: "Tomen cada uno su espada. Recorran el campamento de un extremo a otro, matando a sus hermanos, amigos y parientes".</w:t>
+        <w:t xml:space="preserve"> Moisés les dijo: —Así dice el Señor, Dios de Israel: “Tomen cada uno su espada. Recorran el campamento de un extremo a otro, matando a sus hermanos, amigos y parientes”.</w:t>
       </w:r>
     </w:p>
     <w:p>
@@ -19106,7 +19106,7 @@
         <w:rPr>
           <w:lang w:val="es_ES" w:bidi="es_ES"/>
         </w:rPr>
-        <w:t xml:space="preserve"> Los levitas hicieron lo que Moisés les ordenó. Ese día murieron unos tres mil israelitas.</w:t>
+        <w:t xml:space="preserve"> Los levitas hicieron lo que Moisés les ordenó. Ese día murieron unos 3.000 israelitas.</w:t>
       </w:r>
     </w:p>
     <w:p>
@@ -19290,7 +19290,7 @@
         <w:rPr>
           <w:lang w:val="es_ES" w:bidi="es_ES"/>
         </w:rPr>
-        <w:t xml:space="preserve"> El Señor le dijo a Moisés:—Sal de aquí con el pueblo que sacaste de Egipto. Ve a la tierra que prometí con juramento a Abraham, Isaac y Jacob cuando les dije: "A tus descendientes les daré esta tierra".</w:t>
+        <w:t xml:space="preserve"> El Señor le dijo a Moisés: —Sal de aquí con el pueblo que sacaste de Egipto. Ve a la tierra que prometí con juramento a Abraham, Isaac y Jacob cuando les dije: “A tus descendientes les daré esta tierra”.</w:t>
       </w:r>
     </w:p>
     <w:p>
@@ -19374,7 +19374,7 @@
         <w:rPr>
           <w:lang w:val="es_ES" w:bidi="es_ES"/>
         </w:rPr>
-        <w:t xml:space="preserve"> Era porque el Señor le había dicho a Moisés:—Diles a los israelitas: "Ustedes son un pueblo terco. Si por un solo momento fuera en medio de ustedes, los destruiría. Ahora quítense sus adornos, y luego decidiré qué hacer con ustedes".</w:t>
+        <w:t xml:space="preserve"> Era porque el Señor le había dicho a Moisés: —Diles a los israelitas: “Ustedes son un pueblo terco. Si por un solo momento fuera en medio de ustedes, los destruiría. Ahora quítense sus adornos, y luego decidiré qué hacer con ustedes”.</w:t>
       </w:r>
     </w:p>
     <w:p>
@@ -19867,7 +19867,7 @@
           <w:vertAlign w:val="superscript"/>
           <w:lang w:val="es_ES" w:bidi="es_ES"/>
         </w:rPr>
-        <w:t>6</w:t>
+        <w:t>5-6</w:t>
       </w:r>
       <w:r>
         <w:rPr>
@@ -19957,7 +19957,7 @@
         <w:rPr>
           <w:lang w:val="es_ES" w:bidi="es_ES"/>
         </w:rPr>
-        <w:t xml:space="preserve"> El Señor le respondió:—Voy a hacer un pacto delante de todo tu pueblo. Realizaré prodigios jamás vistos en toda la tierra ni en nación alguna. Todos los que te acompañan presenciarán la obra del Señor. Será algo asombroso lo que haré por ti.</w:t>
+        <w:t xml:space="preserve"> El Señor le respondió: —Voy a hacer un pacto delante de todo tu pueblo. Realizaré prodigios jamás vistos en toda la tierra ni en nación alguna. Todos los que te acompañan presenciarán la obra del Señor. Será algo asombroso lo que haré por ti.</w:t>
       </w:r>
     </w:p>
     <w:p>
@@ -20125,7 +20125,7 @@
         <w:rPr>
           <w:lang w:val="es_ES" w:bidi="es_ES"/>
         </w:rPr>
-        <w:t xml:space="preserve"> »Celebrarás la fiesta de los panes sin levadura. Durante siete días comerás pan sin levadura, como te ordené. La celebrarás en el tiempo señalado del primer mes, porque en ese mes saliste de Egipto.</w:t>
+        <w:t xml:space="preserve"> »Celebrarás la fiesta de los panes sin levadura. Durante 7 días comerás pan sin levadura, como te ordené. La celebrarás en el tiempo señalado del primer mes, porque en ese mes saliste de Egipto.</w:t>
       </w:r>
     </w:p>
     <w:p>
@@ -20230,7 +20230,7 @@
         <w:rPr>
           <w:lang w:val="es_ES" w:bidi="es_ES"/>
         </w:rPr>
-        <w:t xml:space="preserve"> Tres veces al año se presentará ante mí todo varón israelita. Yo soy el Señor, Dios de Israel.</w:t>
+        <w:t xml:space="preserve"> Se presentará ante mí todo varón israelita 3 veces al año. Yo soy el Señor, Dios de Israel.</w:t>
       </w:r>
     </w:p>
     <w:p>
@@ -20251,7 +20251,7 @@
         <w:rPr>
           <w:lang w:val="es_ES" w:bidi="es_ES"/>
         </w:rPr>
-        <w:t xml:space="preserve"> Expulsaré de delante de ti a las naciones y ampliaré tu territorio. Nadie ambicionará tu tierra cuando subas a presentarte ante el Señor tu Dios tres veces al año.</w:t>
+        <w:t xml:space="preserve"> Expulsaré de delante de ti a las naciones y ampliaré tu territorio. Nadie ambicionará tu tierra cuando subas a presentarte ante el Señor tu Dios 3 veces al año.</w:t>
       </w:r>
     </w:p>
     <w:p>
@@ -20540,7 +20540,7 @@
         <w:rPr>
           <w:lang w:val="es_ES" w:bidi="es_ES"/>
         </w:rPr>
-        <w:t xml:space="preserve"> Durante 6 días trabajarán. El séptimo día será sábado de descanso absoluto, sagrado para el Señor. Todo el que trabaje en sábado deberá morir.</w:t>
+        <w:t xml:space="preserve"> Durante 6 días trabajarán. El séptimo día será día de reposo. Será de descanso absoluto, sagrado para el Señor. Todo el que trabaje en día de reposo deberá morir.</w:t>
       </w:r>
     </w:p>
     <w:p>
@@ -20561,7 +20561,7 @@
         <w:rPr>
           <w:lang w:val="es_ES" w:bidi="es_ES"/>
         </w:rPr>
-        <w:t xml:space="preserve"> El sábado no encenderán fuego en ninguno de sus hogares.</w:t>
+        <w:t xml:space="preserve"> El día de reposo no encenderán fuego en ninguno de sus hogares.</w:t>
       </w:r>
     </w:p>
     <w:p>
@@ -20582,22 +20582,22 @@
         <w:rPr>
           <w:lang w:val="es_ES" w:bidi="es_ES"/>
         </w:rPr>
-        <w:t xml:space="preserve"> Moisés le dijo a toda la comunidad de los israelitas:—El Señor ha ordenado que</w:t>
-      </w:r>
-    </w:p>
-    <w:p>
-      <w:pPr/>
-      <w:r>
-        <w:rPr>
-          <w:lang w:val="es_ES" w:bidi="es_ES"/>
-        </w:rPr>
-      </w:r>
-      <w:r>
-        <w:rPr>
-          <w:vertAlign w:val="superscript"/>
-          <w:lang w:val="es_ES" w:bidi="es_ES"/>
-        </w:rPr>
-        <w:t>9</w:t>
+        <w:t xml:space="preserve"> Moisés le dijo a toda la comunidad de los israelitas: —El Señor ha ordenado que</w:t>
+      </w:r>
+    </w:p>
+    <w:p>
+      <w:pPr/>
+      <w:r>
+        <w:rPr>
+          <w:lang w:val="es_ES" w:bidi="es_ES"/>
+        </w:rPr>
+      </w:r>
+      <w:r>
+        <w:rPr>
+          <w:vertAlign w:val="superscript"/>
+          <w:lang w:val="es_ES" w:bidi="es_ES"/>
+        </w:rPr>
+        <w:t>5-9</w:t>
       </w:r>
       <w:r>
         <w:rPr>
@@ -20618,13 +20618,13 @@
           <w:vertAlign w:val="superscript"/>
           <w:lang w:val="es_ES" w:bidi="es_ES"/>
         </w:rPr>
-        <w:t>19</w:t>
-      </w:r>
-      <w:r>
-        <w:rPr>
-          <w:lang w:val="es_ES" w:bidi="es_ES"/>
-        </w:rPr>
-        <w:t xml:space="preserve"> »Todos los artesanos capacitados vengan y hagan todo lo que el Señor ha ordenado que se haga: el santuario, con su tienda y su toldo, sus ganchos, sus tablones, sus travesaños, sus postes y sus bases; el arca con sus varas y su tapa, y la cortina que protege el arca; la mesa con sus varas y todos sus utensilios, y el pan de la Presencia; el candelabro con sus accesorios, sus lámparas y el aceite para las lámparas; el altar del incienso con sus varas, el aceite de la unción y el incienso aromático; la cortina para la entrada de la tienda; el altar de los sacrificios quemados con su parilla de bronce, sus varas y todos sus utensilios; la fuente con su base; las cortinas del atrio con sus postes y bases, y la cortina para la entrada del atrio; las estacas de la tienda y del atrio con sus cuerdas; y las vestiduras sagradas para ministrar en el lugar sagrado, las vestiduras sagradas del sacerdote Aarón y las vestiduras de sus hijos para ejercer el sacerdocio.</w:t>
+        <w:t>10-19</w:t>
+      </w:r>
+      <w:r>
+        <w:rPr>
+          <w:lang w:val="es_ES" w:bidi="es_ES"/>
+        </w:rPr>
+        <w:t xml:space="preserve"> »Todos los artesanos capacitados vengan y hagan todo lo que el Señor ha ordenado que se haga: el santuario, con su tienda y su toldo, sus ganchos, sus tablones, sus travesaños, sus postes y sus bases; el arca con sus varas y su tapa, y la cortina que protege el arca; la mesa con sus varas y todos sus utensilios, y el pan de la presencia de Dios; el candelabro con sus accesorios, sus lámparas y el aceite para las lámparas; el altar del incienso con sus varas, el aceite de la unción y el incienso aromático; la cortina para la entrada de la tienda; el altar de los sacrificios quemados con su parrilla de bronce, sus varas y todos sus utensilios; la fuente con su base; las cortinas del atrio con sus postes y bases, y la cortina para la entrada del atrio; las estacas de la tienda y del atrio con sus cuerdas; y las vestiduras sagradas para ministrar en el santuario, las vestiduras sagradas del sacerdote Aarón y las vestiduras de sus hijos para ejercer el sacerdocio.</w:t>
       </w:r>
     </w:p>
     <w:p>
@@ -20849,7 +20849,7 @@
           <w:vertAlign w:val="superscript"/>
           <w:lang w:val="es_ES" w:bidi="es_ES"/>
         </w:rPr>
-        <w:t>31</w:t>
+        <w:t>30-31</w:t>
       </w:r>
       <w:r>
         <w:rPr>
@@ -21033,13 +21033,13 @@
           <w:vertAlign w:val="superscript"/>
           <w:lang w:val="es_ES" w:bidi="es_ES"/>
         </w:rPr>
-        <w:t>7</w:t>
-      </w:r>
-      <w:r>
-        <w:rPr>
-          <w:lang w:val="es_ES" w:bidi="es_ES"/>
-        </w:rPr>
-        <w:t xml:space="preserve"> Entonces todos los artesanos que estaban haciendo el trabajo del santuario dejaron lo que estaban haciendo, fueron a Moisés y le dijeron: —El pueblo está trayendo mucho más de lo necesario para completar el trabajo que el Señor ha ordenado hacer.Entonces Moisés dio la orden, y se proclamó por todo el campamento: —Que ningún hombre ni mujer haga más trabajo para la ofrenda del santuario. Así el pueblo dejó de traer ofrendas. Pues ya había material más que suficiente para hacer todo el trabajo.</w:t>
+        <w:t>4-7</w:t>
+      </w:r>
+      <w:r>
+        <w:rPr>
+          <w:lang w:val="es_ES" w:bidi="es_ES"/>
+        </w:rPr>
+        <w:t xml:space="preserve"> Entonces todos los artesanos que estaban haciendo el trabajo del santuario dejaron lo que estaban haciendo, fueron a Moisés y le dijeron: —El pueblo está trayendo mucho más de lo necesario para completar el trabajo que el Señor ha ordenado hacer. Entonces Moisés dio la orden, y se proclamó por todo el campamento: —Que ningún hombre ni mujer haga más trabajo para la ofrenda del santuario. Así el pueblo dejó de traer ofrendas. Pues ya había material más que suficiente para hacer todo el trabajo.</w:t>
       </w:r>
     </w:p>
     <w:p>
@@ -21117,7 +21117,7 @@
           <w:vertAlign w:val="superscript"/>
           <w:lang w:val="es_ES" w:bidi="es_ES"/>
         </w:rPr>
-        <w:t>12</w:t>
+        <w:t>11-12</w:t>
       </w:r>
       <w:r>
         <w:rPr>
@@ -21159,7 +21159,7 @@
           <w:vertAlign w:val="superscript"/>
           <w:lang w:val="es_ES" w:bidi="es_ES"/>
         </w:rPr>
-        <w:t>15</w:t>
+        <w:t>14-15</w:t>
       </w:r>
       <w:r>
         <w:rPr>
@@ -21312,7 +21312,7 @@
         <w:rPr>
           <w:lang w:val="es_ES" w:bidi="es_ES"/>
         </w:rPr>
-        <w:t xml:space="preserve"> Cada tablón tenía dos espigas para encajarlo con el siguiente tablón. Así hicieron con todos los tablones de la tienda de reunión.</w:t>
+        <w:t xml:space="preserve"> Cada tablón tenía 2 espigas para encajarlo con el siguiente tablón. Así hicieron con todos los tablones de la tienda de reunión.</w:t>
       </w:r>
     </w:p>
     <w:p>
@@ -21369,7 +21369,7 @@
           <w:vertAlign w:val="superscript"/>
           <w:lang w:val="es_ES" w:bidi="es_ES"/>
         </w:rPr>
-        <w:t>26</w:t>
+        <w:t>25-26</w:t>
       </w:r>
       <w:r>
         <w:rPr>
@@ -21474,7 +21474,7 @@
           <w:vertAlign w:val="superscript"/>
           <w:lang w:val="es_ES" w:bidi="es_ES"/>
         </w:rPr>
-        <w:t>32</w:t>
+        <w:t>31-32</w:t>
       </w:r>
       <w:r>
         <w:rPr>
@@ -21931,7 +21931,7 @@
           <w:vertAlign w:val="superscript"/>
           <w:lang w:val="es_ES" w:bidi="es_ES"/>
         </w:rPr>
-        <w:t>16</w:t>
+        <w:t>15-16</w:t>
       </w:r>
       <w:r>
         <w:rPr>
@@ -22015,7 +22015,7 @@
           <w:vertAlign w:val="superscript"/>
           <w:lang w:val="es_ES" w:bidi="es_ES"/>
         </w:rPr>
-        <w:t>21</w:t>
+        <w:t>20-21</w:t>
       </w:r>
       <w:r>
         <w:rPr>
@@ -22057,7 +22057,7 @@
           <w:vertAlign w:val="superscript"/>
           <w:lang w:val="es_ES" w:bidi="es_ES"/>
         </w:rPr>
-        <w:t>24</w:t>
+        <w:t>23-24</w:t>
       </w:r>
       <w:r>
         <w:rPr>
@@ -22415,7 +22415,7 @@
         <w:rPr>
           <w:lang w:val="es_ES" w:bidi="es_ES"/>
         </w:rPr>
-        <w:t xml:space="preserve"> En el lado norte hizo lo mismo: cortina de 45 metros de largo, con 20 postes y sus bases de bronce, y los ganchos y las anillas de plata.</w:t>
+        <w:t xml:space="preserve"> En el lado norte hizo lo mismo: cortinas de 45 metros de largo, con 20 postes y sus bases de bronce, y los ganchos y las anillas de plata.</w:t>
       </w:r>
     </w:p>
     <w:p>
@@ -22472,7 +22472,7 @@
           <w:vertAlign w:val="superscript"/>
           <w:lang w:val="es_ES" w:bidi="es_ES"/>
         </w:rPr>
-        <w:t>15</w:t>
+        <w:t>14-15</w:t>
       </w:r>
       <w:r>
         <w:rPr>
@@ -22667,22 +22667,22 @@
         <w:rPr>
           <w:lang w:val="es_ES" w:bidi="es_ES"/>
         </w:rPr>
-        <w:t xml:space="preserve"> Se presentó mucho oro como ofrenda mecida y fue usado en la obra de la construcción del lugar sagrado. En total fue de 1.000 kilos, según la medida oficial del santuario.</w:t>
-      </w:r>
-    </w:p>
-    <w:p>
-      <w:pPr/>
-      <w:r>
-        <w:rPr>
-          <w:lang w:val="es_ES" w:bidi="es_ES"/>
-        </w:rPr>
-      </w:r>
-      <w:r>
-        <w:rPr>
-          <w:vertAlign w:val="superscript"/>
-          <w:lang w:val="es_ES" w:bidi="es_ES"/>
-        </w:rPr>
-        <w:t>26</w:t>
+        <w:t xml:space="preserve"> Se presentó mucho oro como ofrenda mecida y fue usado en la obra de la construcción del santuario. En total fue de 1.000 kilos, según la medida oficial del santuario.</w:t>
+      </w:r>
+    </w:p>
+    <w:p>
+      <w:pPr/>
+      <w:r>
+        <w:rPr>
+          <w:lang w:val="es_ES" w:bidi="es_ES"/>
+        </w:rPr>
+      </w:r>
+      <w:r>
+        <w:rPr>
+          <w:vertAlign w:val="superscript"/>
+          <w:lang w:val="es_ES" w:bidi="es_ES"/>
+        </w:rPr>
+        <w:t>25-26</w:t>
       </w:r>
       <w:r>
         <w:rPr>
@@ -22745,7 +22745,7 @@
           <w:vertAlign w:val="superscript"/>
           <w:lang w:val="es_ES" w:bidi="es_ES"/>
         </w:rPr>
-        <w:t>31</w:t>
+        <w:t>29-31</w:t>
       </w:r>
       <w:r>
         <w:rPr>
@@ -22788,7 +22788,7 @@
         <w:rPr>
           <w:lang w:val="es_ES" w:bidi="es_ES"/>
         </w:rPr>
-        <w:t xml:space="preserve"> Con tela azul, púrpura y escarlata confeccionaron las vestiduras sagradas para ministrar en el lugar sagrado. Hicieron las vestiduras sagradas de Aarón, tal como el Señor le ordenó a Moisés.</w:t>
+        <w:t xml:space="preserve"> Con tela azul, púrpura y escarlata confeccionaron las vestiduras sagradas para ministrar en el santuario. Hicieron las vestiduras sagradas de Aarón, tal como el Señor le ordenó a Moisés.</w:t>
       </w:r>
     </w:p>
     <w:p>
@@ -22809,7 +22809,7 @@
         <w:rPr>
           <w:lang w:val="es_ES" w:bidi="es_ES"/>
         </w:rPr>
-        <w:t xml:space="preserve"> Hicieron el delantal sacerdotal de oro, de tela azul, púrpura y carmesí y de lino fino torcido.</w:t>
+        <w:t xml:space="preserve"> Hicieron el delantal sacerdotal de oro, de tela azul, púrpura y escarlata y de lino fino torcido.</w:t>
       </w:r>
     </w:p>
     <w:p>
@@ -22845,28 +22845,28 @@
           <w:vertAlign w:val="superscript"/>
           <w:lang w:val="es_ES" w:bidi="es_ES"/>
         </w:rPr>
-        <w:t>5</w:t>
-      </w:r>
-      <w:r>
-        <w:rPr>
-          <w:lang w:val="es_ES" w:bidi="es_ES"/>
-        </w:rPr>
-        <w:t xml:space="preserve"> Hicieron para el delantal sacerdotal hombreras que se unían en los dos extremos.</w:t>
-      </w:r>
-    </w:p>
-    <w:p>
-      <w:pPr/>
-      <w:r>
-        <w:rPr>
-          <w:lang w:val="es_ES" w:bidi="es_ES"/>
-        </w:rPr>
-      </w:r>
-      <w:r>
-        <w:rPr>
-          <w:vertAlign w:val="superscript"/>
-          <w:lang w:val="es_ES" w:bidi="es_ES"/>
-        </w:rPr>
-        <w:t>7</w:t>
+        <w:t>4</w:t>
+      </w:r>
+      <w:r>
+        <w:rPr>
+          <w:lang w:val="es_ES" w:bidi="es_ES"/>
+        </w:rPr>
+        <w:t xml:space="preserve"> Hicieron para el delantal sacerdotal hombreras que se unían en los 2 extremos.</w:t>
+      </w:r>
+    </w:p>
+    <w:p>
+      <w:pPr/>
+      <w:r>
+        <w:rPr>
+          <w:lang w:val="es_ES" w:bidi="es_ES"/>
+        </w:rPr>
+      </w:r>
+      <w:r>
+        <w:rPr>
+          <w:vertAlign w:val="superscript"/>
+          <w:lang w:val="es_ES" w:bidi="es_ES"/>
+        </w:rPr>
+        <w:t>5-7</w:t>
       </w:r>
       <w:r>
         <w:rPr>
@@ -23019,22 +23019,22 @@
         <w:rPr>
           <w:lang w:val="es_ES" w:bidi="es_ES"/>
         </w:rPr>
-        <w:t xml:space="preserve"> Las piedras tenían grabados los nombres de las tribus de Israel, doce en total.</w:t>
-      </w:r>
-    </w:p>
-    <w:p>
-      <w:pPr/>
-      <w:r>
-        <w:rPr>
-          <w:lang w:val="es_ES" w:bidi="es_ES"/>
-        </w:rPr>
-      </w:r>
-      <w:r>
-        <w:rPr>
-          <w:vertAlign w:val="superscript"/>
-          <w:lang w:val="es_ES" w:bidi="es_ES"/>
-        </w:rPr>
-        <w:t>18</w:t>
+        <w:t xml:space="preserve"> Las piedras tenían grabados los nombres de las tribus de Israel, 12 en total.</w:t>
+      </w:r>
+    </w:p>
+    <w:p>
+      <w:pPr/>
+      <w:r>
+        <w:rPr>
+          <w:lang w:val="es_ES" w:bidi="es_ES"/>
+        </w:rPr>
+      </w:r>
+      <w:r>
+        <w:rPr>
+          <w:vertAlign w:val="superscript"/>
+          <w:lang w:val="es_ES" w:bidi="es_ES"/>
+        </w:rPr>
+        <w:t>15-18</w:t>
       </w:r>
       <w:r>
         <w:rPr>
@@ -23181,7 +23181,7 @@
           <w:vertAlign w:val="superscript"/>
           <w:lang w:val="es_ES" w:bidi="es_ES"/>
         </w:rPr>
-        <w:t>26</w:t>
+        <w:t>25-26</w:t>
       </w:r>
       <w:r>
         <w:rPr>
@@ -23223,7 +23223,7 @@
           <w:vertAlign w:val="superscript"/>
           <w:lang w:val="es_ES" w:bidi="es_ES"/>
         </w:rPr>
-        <w:t>29</w:t>
+        <w:t>28-29</w:t>
       </w:r>
       <w:r>
         <w:rPr>
@@ -23250,7 +23250,7 @@
         <w:rPr>
           <w:lang w:val="es_ES" w:bidi="es_ES"/>
         </w:rPr>
-        <w:t xml:space="preserve"> Finalmente, hicieron la lámina sagrada de oro puro para ponerla en la parte frontal del turbante. En ella grabaron la inscripción de un sello: "Dedicado al Señor".</w:t>
+        <w:t xml:space="preserve"> Finalmente, hicieron la lámina sagrada de oro puro para ponerla en la parte frontal del turbante. En ella grabaron la inscripción de un sello: “Dedicado al Señor”.</w:t>
       </w:r>
     </w:p>
     <w:p>
@@ -23307,13 +23307,13 @@
           <w:vertAlign w:val="superscript"/>
           <w:lang w:val="es_ES" w:bidi="es_ES"/>
         </w:rPr>
-        <w:t>40</w:t>
-      </w:r>
-      <w:r>
-        <w:rPr>
-          <w:lang w:val="es_ES" w:bidi="es_ES"/>
-        </w:rPr>
-        <w:t xml:space="preserve"> Entonces trajeron el santuario completo a Moisés: la tienda con todos sus utensilios, sus ganchos, sus tablas, sus barras, sus postes y sus bases; las cubiertas de pieles de carnero teñidas de rojo, las cubiertas de pieles finas y la cortina protectora; el arca del pacto con sus varas para transportarla y la tapa del arca; la mesa con todos sus utensilios y el pan de la Presencia; el candelabro de oro puro con sus lámparas dispuestas en fila, todos sus utensilios y el aceite para la iluminación; el altar de oro, el aceite de la unción, el incienso aromático y la cortina de la entrada del santuario; el altar de bronce con su parrilla de bronce, sus varas y todos sus utensilios; la fuente y su base; las cortinas para las paredes del atrio con sus postes y bases; las cortinas de la puerta del atrio, con sus cuerdas y clavos; y todos los utensilios para el servicio del santuario, es decir, de la tienda de reunión.</w:t>
+        <w:t>33-40</w:t>
+      </w:r>
+      <w:r>
+        <w:rPr>
+          <w:lang w:val="es_ES" w:bidi="es_ES"/>
+        </w:rPr>
+        <w:t xml:space="preserve"> Entonces trajeron el santuario completo a Moisés: la tienda con todos sus utensilios, sus ganchos, sus tablas, sus barras, sus postes y sus bases; las cubiertas de pieles de carnero teñidas de rojo, las cubiertas de pieles finas y la cortina protectora; el arca del pacto con sus varas para transportarla y la tapa del arca; la mesa con todos sus utensilios y el pan de la presencia de Dios; el candelabro de oro puro con sus lámparas dispuestas en fila, todos sus utensilios y el aceite para la iluminación; el altar de oro, el aceite de la unción, el incienso aromático y la cortina de la entrada del santuario; el altar de bronce con su parrilla de bronce, sus varas y todos sus utensilios; la fuente y su base; las cortinas para las paredes del atrio con sus postes y bases; las cortinas de la puerta del atrio, con sus cuerdas y clavos; y todos los utensilios para el servicio del santuario, es decir, de la tienda de reunión.</w:t>
       </w:r>
     </w:p>
     <w:p>
@@ -23334,7 +23334,7 @@
         <w:rPr>
           <w:lang w:val="es_ES" w:bidi="es_ES"/>
         </w:rPr>
-        <w:t xml:space="preserve"> También trajeron para la inspección de Moisés las vestiduras de lino para servir en el lugar sagrado: las vestiduras sagradas para el sacerdote Aarón y las vestiduras de sus hijos para ministrar como sacerdotes.</w:t>
+        <w:t xml:space="preserve"> También trajeron para la inspección de Moisés las vestiduras de lino para servir en el santuario: las vestiduras sagradas para el sacerdote Aarón y las vestiduras de sus hijos para ministrar como sacerdotes.</w:t>
       </w:r>
     </w:p>
     <w:p>
@@ -23875,7 +23875,7 @@
         <w:rPr>
           <w:lang w:val="es_ES" w:bidi="es_ES"/>
         </w:rPr>
-        <w:t xml:space="preserve"> Dispuso el pan de la Presencia sobre la mesa, delante del Señor, tal como el Señor le había ordenado.</w:t>
+        <w:t xml:space="preserve"> Dispuso el pan de la presencia de Dios sobre la mesa, delante del Señor, tal como el Señor le había ordenado.</w:t>
       </w:r>
     </w:p>
     <w:p>
